--- a/Simulacion/TPI/Informe/Info del informe.docx
+++ b/Simulacion/TPI/Informe/Info del informe.docx
@@ -24,7 +24,16 @@
     </w:p>
     <w:p>
       <w:r>
-        <w:t>En este estudio se realizará la simulación de la circulación de vehículos en la rotonda de la plaza Charles de Gaulle, donde se encuentra el Arco del Triunfo, en Paris, Francia. La misma no tiene delimitados carriles en su interior, pero analizando videos actuales observamos que tiene el espacio para algo así de ocho vehículos en paralelo, es decir, ocho carriles. Además, las avenidas que son vías de acceso de dicha rotonda son doce en total:</w:t>
+        <w:t xml:space="preserve">En este estudio se realizará la simulación de la circulación de vehículos en la rotonda de la plaza Charles de Gaulle, donde se encuentra el Arco del Triunfo, en Paris, Francia. </w:t>
+      </w:r>
+      <w:r>
+        <w:rPr>
+          <w:color w:val="EE0000"/>
+        </w:rPr>
+        <w:t>La misma no tiene delimitados carriles en su interior, pero analizando videos actuales observamos que tiene el espacio para algo así de ocho vehículos en paralelo, es decir, ocho carriles.</w:t>
+      </w:r>
+      <w:r>
+        <w:t xml:space="preserve"> Además, las avenidas que son vías de acceso de dicha rotonda son doce en total:</w:t>
       </w:r>
     </w:p>
     <w:p>
@@ -34,12 +43,21 @@
           <w:ilvl w:val="0"/>
           <w:numId w:val="1"/>
         </w:numPr>
-      </w:pPr>
-      <w:r>
+        <w:rPr>
+          <w:color w:val="EE0000"/>
+        </w:rPr>
+      </w:pPr>
+      <w:r>
+        <w:rPr>
+          <w:color w:val="EE0000"/>
+        </w:rPr>
         <w:t xml:space="preserve">Avenue des </w:t>
       </w:r>
       <w:proofErr w:type="spellStart"/>
       <w:r>
+        <w:rPr>
+          <w:color w:val="EE0000"/>
+        </w:rPr>
         <w:t>Champs-Élysées</w:t>
       </w:r>
       <w:proofErr w:type="spellEnd"/>
@@ -51,12 +69,21 @@
           <w:ilvl w:val="0"/>
           <w:numId w:val="1"/>
         </w:numPr>
-      </w:pPr>
-      <w:r>
+        <w:rPr>
+          <w:color w:val="EE0000"/>
+        </w:rPr>
+      </w:pPr>
+      <w:r>
+        <w:rPr>
+          <w:color w:val="EE0000"/>
+        </w:rPr>
         <w:t>Avenue de la Grande-</w:t>
       </w:r>
       <w:proofErr w:type="spellStart"/>
       <w:r>
+        <w:rPr>
+          <w:color w:val="EE0000"/>
+        </w:rPr>
         <w:t>Armée</w:t>
       </w:r>
       <w:proofErr w:type="spellEnd"/>
@@ -68,12 +95,21 @@
           <w:ilvl w:val="0"/>
           <w:numId w:val="1"/>
         </w:numPr>
-      </w:pPr>
-      <w:r>
+        <w:rPr>
+          <w:color w:val="EE0000"/>
+        </w:rPr>
+      </w:pPr>
+      <w:r>
+        <w:rPr>
+          <w:color w:val="EE0000"/>
+        </w:rPr>
         <w:t xml:space="preserve">Avenue </w:t>
       </w:r>
       <w:proofErr w:type="spellStart"/>
       <w:r>
+        <w:rPr>
+          <w:color w:val="EE0000"/>
+        </w:rPr>
         <w:t>Kléber</w:t>
       </w:r>
       <w:proofErr w:type="spellEnd"/>
@@ -85,16 +121,28 @@
           <w:ilvl w:val="0"/>
           <w:numId w:val="1"/>
         </w:numPr>
-      </w:pPr>
-      <w:r>
+        <w:rPr>
+          <w:color w:val="EE0000"/>
+        </w:rPr>
+      </w:pPr>
+      <w:r>
+        <w:rPr>
+          <w:color w:val="EE0000"/>
+        </w:rPr>
         <w:t xml:space="preserve">Avenue </w:t>
       </w:r>
       <w:proofErr w:type="spellStart"/>
       <w:r>
+        <w:rPr>
+          <w:color w:val="EE0000"/>
+        </w:rPr>
         <w:t>Victor</w:t>
       </w:r>
       <w:proofErr w:type="spellEnd"/>
       <w:r>
+        <w:rPr>
+          <w:color w:val="EE0000"/>
+        </w:rPr>
         <w:t>-Hugo</w:t>
       </w:r>
     </w:p>
@@ -105,8 +153,14 @@
           <w:ilvl w:val="0"/>
           <w:numId w:val="1"/>
         </w:numPr>
-      </w:pPr>
-      <w:r>
+        <w:rPr>
+          <w:color w:val="EE0000"/>
+        </w:rPr>
+      </w:pPr>
+      <w:r>
+        <w:rPr>
+          <w:color w:val="EE0000"/>
+        </w:rPr>
         <w:t>Avenue Foch</w:t>
       </w:r>
     </w:p>
@@ -117,12 +171,21 @@
           <w:ilvl w:val="0"/>
           <w:numId w:val="1"/>
         </w:numPr>
-      </w:pPr>
-      <w:r>
+        <w:rPr>
+          <w:color w:val="EE0000"/>
+        </w:rPr>
+      </w:pPr>
+      <w:r>
+        <w:rPr>
+          <w:color w:val="EE0000"/>
+        </w:rPr>
         <w:t xml:space="preserve">Avenue </w:t>
       </w:r>
       <w:proofErr w:type="spellStart"/>
       <w:r>
+        <w:rPr>
+          <w:color w:val="EE0000"/>
+        </w:rPr>
         <w:t>Hoche</w:t>
       </w:r>
       <w:proofErr w:type="spellEnd"/>
@@ -134,8 +197,14 @@
           <w:ilvl w:val="0"/>
           <w:numId w:val="1"/>
         </w:numPr>
-      </w:pPr>
-      <w:r>
+        <w:rPr>
+          <w:color w:val="EE0000"/>
+        </w:rPr>
+      </w:pPr>
+      <w:r>
+        <w:rPr>
+          <w:color w:val="EE0000"/>
+        </w:rPr>
         <w:t>Avenue Carnot</w:t>
       </w:r>
     </w:p>
@@ -146,12 +215,21 @@
           <w:ilvl w:val="0"/>
           <w:numId w:val="1"/>
         </w:numPr>
-      </w:pPr>
-      <w:r>
+        <w:rPr>
+          <w:color w:val="EE0000"/>
+        </w:rPr>
+      </w:pPr>
+      <w:r>
+        <w:rPr>
+          <w:color w:val="EE0000"/>
+        </w:rPr>
         <w:t>Avenue Mac-</w:t>
       </w:r>
       <w:proofErr w:type="spellStart"/>
       <w:r>
+        <w:rPr>
+          <w:color w:val="EE0000"/>
+        </w:rPr>
         <w:t>Mahon</w:t>
       </w:r>
       <w:proofErr w:type="spellEnd"/>
@@ -163,12 +241,21 @@
           <w:ilvl w:val="0"/>
           <w:numId w:val="1"/>
         </w:numPr>
-      </w:pPr>
-      <w:r>
+        <w:rPr>
+          <w:color w:val="EE0000"/>
+        </w:rPr>
+      </w:pPr>
+      <w:r>
+        <w:rPr>
+          <w:color w:val="EE0000"/>
+        </w:rPr>
         <w:t xml:space="preserve">Avenue </w:t>
       </w:r>
       <w:proofErr w:type="spellStart"/>
       <w:r>
+        <w:rPr>
+          <w:color w:val="EE0000"/>
+        </w:rPr>
         <w:t>d’Iéna</w:t>
       </w:r>
       <w:proofErr w:type="spellEnd"/>
@@ -180,8 +267,14 @@
           <w:ilvl w:val="0"/>
           <w:numId w:val="1"/>
         </w:numPr>
-      </w:pPr>
-      <w:r>
+        <w:rPr>
+          <w:color w:val="EE0000"/>
+        </w:rPr>
+      </w:pPr>
+      <w:r>
+        <w:rPr>
+          <w:color w:val="EE0000"/>
+        </w:rPr>
         <w:t>Avenue Marceau</w:t>
       </w:r>
     </w:p>
@@ -192,12 +285,21 @@
           <w:ilvl w:val="0"/>
           <w:numId w:val="1"/>
         </w:numPr>
-      </w:pPr>
-      <w:r>
+        <w:rPr>
+          <w:color w:val="EE0000"/>
+        </w:rPr>
+      </w:pPr>
+      <w:r>
+        <w:rPr>
+          <w:color w:val="EE0000"/>
+        </w:rPr>
         <w:t xml:space="preserve">Avenue de </w:t>
       </w:r>
       <w:proofErr w:type="spellStart"/>
       <w:r>
+        <w:rPr>
+          <w:color w:val="EE0000"/>
+        </w:rPr>
         <w:t>Friedland</w:t>
       </w:r>
       <w:proofErr w:type="spellEnd"/>
@@ -209,21 +311,41 @@
           <w:ilvl w:val="0"/>
           <w:numId w:val="1"/>
         </w:numPr>
-      </w:pPr>
-      <w:r>
+        <w:rPr>
+          <w:color w:val="EE0000"/>
+        </w:rPr>
+      </w:pPr>
+      <w:r>
+        <w:rPr>
+          <w:color w:val="EE0000"/>
+        </w:rPr>
         <w:t xml:space="preserve">Avenue de </w:t>
       </w:r>
       <w:proofErr w:type="spellStart"/>
       <w:r>
+        <w:rPr>
+          <w:color w:val="EE0000"/>
+        </w:rPr>
         <w:t>Wagram</w:t>
       </w:r>
       <w:proofErr w:type="spellEnd"/>
     </w:p>
     <w:p>
-      <w:r>
+      <w:pPr>
+        <w:rPr>
+          <w:color w:val="EE0000"/>
+        </w:rPr>
+      </w:pPr>
+      <w:r>
+        <w:rPr>
+          <w:color w:val="EE0000"/>
+        </w:rPr>
         <w:t>Para definir la probabilidad de que un vehículo salga por una</w:t>
       </w:r>
       <w:r>
+        <w:rPr>
+          <w:color w:val="EE0000"/>
+        </w:rPr>
         <w:t xml:space="preserve"> avenida fue usado un método que otorga una mayor probabilidad de salida por la avenida que tenga más carriles. El método es simple, pero funcional en nuestro caso, consta de:</w:t>
       </w:r>
     </w:p>
@@ -231,72 +353,75 @@
       <w:pPr>
         <w:pStyle w:val="Prrafodelista"/>
         <w:ind w:left="0"/>
-      </w:pPr>
-      <w:r>
-        <w:t>Divid</w:t>
-      </w:r>
-      <w:r>
-        <w:t>ir</w:t>
-      </w:r>
-      <w:r>
-        <w:t xml:space="preserve"> a 1 (suma de todas las probabilidades) por la cantidad de carriles posibles de salida (22), luego </w:t>
-      </w:r>
-      <w:r>
-        <w:t xml:space="preserve">se </w:t>
-      </w:r>
-      <w:r>
-        <w:t>le otorga una probabilidad de salida a cada calle en función de la cantidad de carriles de sal</w:t>
-      </w:r>
-      <w:r>
-        <w:t>i</w:t>
-      </w:r>
-      <w:r>
-        <w:t>da que tenga.</w:t>
+        <w:rPr>
+          <w:color w:val="EE0000"/>
+        </w:rPr>
+      </w:pPr>
+      <w:r>
+        <w:rPr>
+          <w:color w:val="EE0000"/>
+        </w:rPr>
+        <w:t>Dividir a 1 (suma de todas las probabilidades) por la cantidad de carriles posibles de salida (22), luego se le otorga una probabilidad de salida a cada calle en función de la cantidad de carriles de salida que tenga.</w:t>
       </w:r>
     </w:p>
     <w:p>
       <w:pPr>
         <w:pStyle w:val="Prrafodelista"/>
         <w:ind w:left="0"/>
+        <w:rPr>
+          <w:color w:val="EE0000"/>
+        </w:rPr>
       </w:pPr>
       <w:proofErr w:type="spellStart"/>
       <w:r>
+        <w:rPr>
+          <w:color w:val="EE0000"/>
+        </w:rPr>
         <w:t>ProbDeSalPorCalle</w:t>
       </w:r>
       <w:proofErr w:type="spellEnd"/>
       <w:r>
-        <w:t xml:space="preserve"> = </w:t>
-      </w:r>
-      <w:r>
-        <w:t>1/22 = 0.0454545454545454545</w:t>
+        <w:rPr>
+          <w:color w:val="EE0000"/>
+        </w:rPr>
+        <w:t xml:space="preserve"> = 1/22 = 0.0454545454545454545</w:t>
       </w:r>
     </w:p>
     <w:p>
       <w:pPr>
         <w:pStyle w:val="Prrafodelista"/>
         <w:ind w:left="0"/>
+        <w:rPr>
+          <w:color w:val="EE0000"/>
+        </w:rPr>
       </w:pPr>
     </w:p>
     <w:p>
       <w:pPr>
         <w:pStyle w:val="Prrafodelista"/>
         <w:ind w:left="0"/>
-      </w:pPr>
-      <w:r>
-        <w:t xml:space="preserve">ProbSalCalleCon3Sal = </w:t>
-      </w:r>
-      <w:r>
-        <w:t>3</w:t>
-      </w:r>
-      <w:r>
-        <w:t xml:space="preserve"> * </w:t>
+        <w:rPr>
+          <w:color w:val="EE0000"/>
+        </w:rPr>
+      </w:pPr>
+      <w:r>
+        <w:rPr>
+          <w:color w:val="EE0000"/>
+        </w:rPr>
+        <w:t xml:space="preserve">ProbSalCalleCon3Sal = 3 * </w:t>
       </w:r>
       <w:proofErr w:type="spellStart"/>
       <w:r>
+        <w:rPr>
+          <w:color w:val="EE0000"/>
+        </w:rPr>
         <w:t>ProbDeSalPorCalle</w:t>
       </w:r>
       <w:proofErr w:type="spellEnd"/>
       <w:r>
+        <w:rPr>
+          <w:color w:val="EE0000"/>
+        </w:rPr>
         <w:t xml:space="preserve"> = 0.1364</w:t>
       </w:r>
     </w:p>
@@ -304,60 +429,57 @@
       <w:pPr>
         <w:pStyle w:val="Prrafodelista"/>
         <w:ind w:left="0"/>
-      </w:pPr>
-      <w:r>
-        <w:t>ProbSalCalleCon</w:t>
-      </w:r>
-      <w:r>
-        <w:t>2</w:t>
-      </w:r>
-      <w:r>
-        <w:t>Sal = 2</w:t>
-      </w:r>
-      <w:r>
-        <w:t xml:space="preserve"> </w:t>
-      </w:r>
-      <w:r>
-        <w:t>*</w:t>
-      </w:r>
-      <w:r>
-        <w:t xml:space="preserve"> </w:t>
+        <w:rPr>
+          <w:color w:val="EE0000"/>
+        </w:rPr>
+      </w:pPr>
+      <w:r>
+        <w:rPr>
+          <w:color w:val="EE0000"/>
+        </w:rPr>
+        <w:t xml:space="preserve">ProbSalCalleCon2Sal = 2 * </w:t>
       </w:r>
       <w:proofErr w:type="spellStart"/>
       <w:r>
+        <w:rPr>
+          <w:color w:val="EE0000"/>
+        </w:rPr>
         <w:t>ProbDeSalPorCalle</w:t>
       </w:r>
       <w:proofErr w:type="spellEnd"/>
       <w:r>
-        <w:t xml:space="preserve"> </w:t>
-      </w:r>
-      <w:r>
-        <w:t>= 0.0909</w:t>
+        <w:rPr>
+          <w:color w:val="EE0000"/>
+        </w:rPr>
+        <w:t xml:space="preserve"> = 0.0909</w:t>
       </w:r>
     </w:p>
     <w:p>
       <w:pPr>
         <w:pStyle w:val="Prrafodelista"/>
         <w:ind w:left="0"/>
-      </w:pPr>
-      <w:r>
-        <w:t>ProbSalCalleCon</w:t>
-      </w:r>
-      <w:r>
-        <w:t>1</w:t>
-      </w:r>
-      <w:r>
-        <w:t>Sal = 1</w:t>
-      </w:r>
-      <w:r>
-        <w:t xml:space="preserve"> * </w:t>
+        <w:rPr>
+          <w:color w:val="EE0000"/>
+        </w:rPr>
+      </w:pPr>
+      <w:r>
+        <w:rPr>
+          <w:color w:val="EE0000"/>
+        </w:rPr>
+        <w:t xml:space="preserve">ProbSalCalleCon1Sal = 1 * </w:t>
       </w:r>
       <w:proofErr w:type="spellStart"/>
       <w:r>
+        <w:rPr>
+          <w:color w:val="EE0000"/>
+        </w:rPr>
         <w:t>ProbDeSalPorCalle</w:t>
       </w:r>
       <w:proofErr w:type="spellEnd"/>
       <w:r>
+        <w:rPr>
+          <w:color w:val="EE0000"/>
+        </w:rPr>
         <w:t xml:space="preserve"> = 0.04545</w:t>
       </w:r>
     </w:p>
@@ -365,14 +487,23 @@
       <w:pPr>
         <w:pStyle w:val="Prrafodelista"/>
         <w:ind w:left="0"/>
+        <w:rPr>
+          <w:color w:val="EE0000"/>
+        </w:rPr>
       </w:pPr>
     </w:p>
     <w:p>
       <w:pPr>
         <w:pStyle w:val="Prrafodelista"/>
         <w:ind w:left="0"/>
-      </w:pPr>
-      <w:r>
+        <w:rPr>
+          <w:color w:val="EE0000"/>
+        </w:rPr>
+      </w:pPr>
+      <w:r>
+        <w:rPr>
+          <w:color w:val="EE0000"/>
+        </w:rPr>
         <w:t>Cantidad de calles con 3 carriles de salida: 2</w:t>
       </w:r>
     </w:p>
@@ -380,63 +511,54 @@
       <w:pPr>
         <w:pStyle w:val="Prrafodelista"/>
         <w:ind w:left="0"/>
-      </w:pPr>
-      <w:r>
-        <w:t xml:space="preserve">Cantidad de calles con </w:t>
-      </w:r>
-      <w:r>
-        <w:t>2</w:t>
-      </w:r>
-      <w:r>
-        <w:t xml:space="preserve"> carriles de salida: </w:t>
-      </w:r>
-      <w:r>
-        <w:t>6</w:t>
+        <w:rPr>
+          <w:color w:val="EE0000"/>
+        </w:rPr>
+      </w:pPr>
+      <w:r>
+        <w:rPr>
+          <w:color w:val="EE0000"/>
+        </w:rPr>
+        <w:t>Cantidad de calles con 2 carriles de salida: 6</w:t>
       </w:r>
     </w:p>
     <w:p>
       <w:pPr>
         <w:pStyle w:val="Prrafodelista"/>
         <w:ind w:left="0"/>
-      </w:pPr>
-      <w:r>
-        <w:t xml:space="preserve">Cantidad de calles con </w:t>
-      </w:r>
-      <w:r>
-        <w:t>1</w:t>
-      </w:r>
-      <w:r>
-        <w:t xml:space="preserve"> carriles de salida: </w:t>
-      </w:r>
-      <w:r>
-        <w:t>4</w:t>
+        <w:rPr>
+          <w:color w:val="EE0000"/>
+        </w:rPr>
+      </w:pPr>
+      <w:r>
+        <w:rPr>
+          <w:color w:val="EE0000"/>
+        </w:rPr>
+        <w:t>Cantidad de calles con 1 carriles de salida: 4</w:t>
       </w:r>
     </w:p>
     <w:p>
       <w:pPr>
         <w:pStyle w:val="Prrafodelista"/>
         <w:ind w:left="0"/>
+        <w:rPr>
+          <w:color w:val="EE0000"/>
+        </w:rPr>
       </w:pPr>
     </w:p>
     <w:p>
       <w:pPr>
         <w:pStyle w:val="Prrafodelista"/>
         <w:ind w:left="0"/>
-      </w:pPr>
-      <w:r>
-        <w:t>2 * ProbSalCalleCon3Sal + 6 * ProbSalCalleCon</w:t>
-      </w:r>
-      <w:r>
-        <w:t>2</w:t>
-      </w:r>
-      <w:r>
-        <w:t>Sal + 4 * ProbSalCalleCon</w:t>
-      </w:r>
-      <w:r>
-        <w:t>1</w:t>
-      </w:r>
-      <w:r>
-        <w:t>Sal = 2 * 0.1364 + 6 * 0.0909 + 4 * 0.04545 = 1</w:t>
+        <w:rPr>
+          <w:color w:val="EE0000"/>
+        </w:rPr>
+      </w:pPr>
+      <w:r>
+        <w:rPr>
+          <w:color w:val="EE0000"/>
+        </w:rPr>
+        <w:t>2 * ProbSalCalleCon3Sal + 6 * ProbSalCalleCon2Sal + 4 * ProbSalCalleCon1Sal = 2 * 0.1364 + 6 * 0.0909 + 4 * 0.04545 = 1</w:t>
       </w:r>
     </w:p>
     <w:p/>
@@ -454,28 +576,61 @@
       </w:r>
     </w:p>
     <w:p>
-      <w:r>
+      <w:pPr>
+        <w:rPr>
+          <w:color w:val="EE0000"/>
+        </w:rPr>
+      </w:pPr>
+      <w:r>
+        <w:rPr>
+          <w:color w:val="EE0000"/>
+        </w:rPr>
         <w:t xml:space="preserve">Al momento de llevar el sistema al software de simulación, </w:t>
       </w:r>
       <w:proofErr w:type="spellStart"/>
       <w:r>
+        <w:rPr>
+          <w:color w:val="EE0000"/>
+        </w:rPr>
         <w:t>AnyLogic</w:t>
       </w:r>
       <w:proofErr w:type="spellEnd"/>
       <w:r>
+        <w:rPr>
+          <w:color w:val="EE0000"/>
+        </w:rPr>
         <w:t xml:space="preserve"> en nuestro caso, y correr algunas pruebas, se pudo observar que el sistema se satura con rapidez. </w:t>
       </w:r>
     </w:p>
     <w:p>
-      <w:r>
+      <w:pPr>
+        <w:rPr>
+          <w:color w:val="EE0000"/>
+        </w:rPr>
+      </w:pPr>
+      <w:r>
+        <w:rPr>
+          <w:color w:val="EE0000"/>
+        </w:rPr>
         <w:t>Con esto pudimos observar que al utilizar estos datos con el comportamiento tan estructurado que tienen los agentes, autos y colectivos en este caso, dentro de un modelo simulado</w:t>
       </w:r>
       <w:r>
+        <w:rPr>
+          <w:color w:val="EE0000"/>
+        </w:rPr>
         <w:t xml:space="preserve"> es muy común que se sature. En cambio, si uno observa videos sobre la hora pico en dicha rotonda, se pueden observar comportamientos erráticos y sin tanta lógica. </w:t>
       </w:r>
     </w:p>
     <w:p>
-      <w:r>
+      <w:pPr>
+        <w:rPr>
+          <w:color w:val="EE0000"/>
+        </w:rPr>
+      </w:pPr>
+      <w:r>
+        <w:rPr>
+          <w:color w:val="EE0000"/>
+        </w:rPr>
         <w:t xml:space="preserve">Por ejemplo: </w:t>
       </w:r>
     </w:p>
@@ -486,8 +641,14 @@
           <w:ilvl w:val="0"/>
           <w:numId w:val="4"/>
         </w:numPr>
-      </w:pPr>
-      <w:r>
+        <w:rPr>
+          <w:color w:val="EE0000"/>
+        </w:rPr>
+      </w:pPr>
+      <w:r>
+        <w:rPr>
+          <w:color w:val="EE0000"/>
+        </w:rPr>
         <w:t>Autos frenados a 90° de lo que sería una circulación normal (incluso a mayor ángulo, es decir que van un tramo en contramano):</w:t>
       </w:r>
     </w:p>
@@ -496,6 +657,9 @@
         <w:pStyle w:val="Prrafodelista"/>
       </w:pPr>
       <w:r>
+        <w:rPr>
+          <w:noProof/>
+        </w:rPr>
         <w:drawing>
           <wp:inline distT="0" distB="0" distL="0" distR="0" wp14:anchorId="4764E3A8" wp14:editId="50820770">
             <wp:extent cx="5400040" cy="3014345"/>
@@ -540,8 +704,14 @@
           <w:ilvl w:val="0"/>
           <w:numId w:val="4"/>
         </w:numPr>
-      </w:pPr>
-      <w:r>
+        <w:rPr>
+          <w:color w:val="EE0000"/>
+        </w:rPr>
+      </w:pPr>
+      <w:r>
+        <w:rPr>
+          <w:color w:val="EE0000"/>
+        </w:rPr>
         <w:t>O vehículos cruzándose de los supuestos carriles, de a más de uno en ocasiones:</w:t>
       </w:r>
     </w:p>
@@ -550,6 +720,9 @@
         <w:pStyle w:val="Prrafodelista"/>
       </w:pPr>
       <w:r>
+        <w:rPr>
+          <w:noProof/>
+        </w:rPr>
         <w:lastRenderedPageBreak/>
         <w:drawing>
           <wp:inline distT="0" distB="0" distL="0" distR="0" wp14:anchorId="796A4B00" wp14:editId="2827870F">
@@ -590,42 +763,63 @@
     </w:p>
     <w:p/>
     <w:p>
-      <w:r>
-        <w:t xml:space="preserve">Es por esto </w:t>
-      </w:r>
-      <w:proofErr w:type="gramStart"/>
-      <w:r>
-        <w:t>que</w:t>
-      </w:r>
-      <w:proofErr w:type="gramEnd"/>
-      <w:r>
-        <w:t xml:space="preserve"> las tasas de arribos las atenuamos a todas por igual con una variable llamada “</w:t>
+      <w:pPr>
+        <w:rPr>
+          <w:color w:val="EE0000"/>
+        </w:rPr>
+      </w:pPr>
+      <w:r>
+        <w:rPr>
+          <w:color w:val="EE0000"/>
+        </w:rPr>
+        <w:t>Es por esto que las tasas de arribos las atenuamos a todas por igual con una variable llamada “</w:t>
       </w:r>
       <w:proofErr w:type="spellStart"/>
       <w:r>
+        <w:rPr>
+          <w:color w:val="EE0000"/>
+        </w:rPr>
         <w:t>lambdaScale</w:t>
       </w:r>
       <w:proofErr w:type="spellEnd"/>
       <w:r>
+        <w:rPr>
+          <w:color w:val="EE0000"/>
+        </w:rPr>
         <w:t>”</w:t>
       </w:r>
       <w:r>
+        <w:rPr>
+          <w:color w:val="EE0000"/>
+        </w:rPr>
         <w:t xml:space="preserve">. Esta variable, además, nos permite analizar si se mejora la utilización de la rotonda, por ejemplo: si normalmente la simulación fluye sin saturación con un </w:t>
       </w:r>
       <w:proofErr w:type="spellStart"/>
       <w:r>
+        <w:rPr>
+          <w:color w:val="EE0000"/>
+        </w:rPr>
         <w:t>lambdaScale</w:t>
       </w:r>
       <w:proofErr w:type="spellEnd"/>
       <w:r>
+        <w:rPr>
+          <w:color w:val="EE0000"/>
+        </w:rPr>
         <w:t xml:space="preserve"> igual a 0.3 (las tasas al 30%), y al realizar algún cambio (como los que realizaremos para comprobar las hipótesis) pasa a saturarse con 0.3 el sistema empeoró entonces y no se implementará el cambio. Caso contrario si pasa a saturarse recién para valores de </w:t>
       </w:r>
       <w:proofErr w:type="spellStart"/>
       <w:r>
+        <w:rPr>
+          <w:color w:val="EE0000"/>
+        </w:rPr>
         <w:t>lambdaScale</w:t>
       </w:r>
       <w:proofErr w:type="spellEnd"/>
       <w:r>
+        <w:rPr>
+          <w:color w:val="EE0000"/>
+        </w:rPr>
         <w:t xml:space="preserve"> mayores a 0.5 (las tasas al 50%), se puede deducir que se aumenta la utilización un 20% y el cambio es factible de implementación.</w:t>
       </w:r>
     </w:p>
@@ -642,74 +836,147 @@
       </w:r>
     </w:p>
     <w:p>
-      <w:r>
+      <w:pPr>
+        <w:rPr>
+          <w:color w:val="EE0000"/>
+        </w:rPr>
+      </w:pPr>
+      <w:r>
+        <w:rPr>
+          <w:color w:val="EE0000"/>
+        </w:rPr>
         <w:t xml:space="preserve">Con esta información se realizó una estimación sobre un </w:t>
       </w:r>
       <w:proofErr w:type="spellStart"/>
       <w:r>
+        <w:rPr>
+          <w:color w:val="EE0000"/>
+        </w:rPr>
         <w:t>dataset</w:t>
       </w:r>
       <w:proofErr w:type="spellEnd"/>
       <w:r>
+        <w:rPr>
+          <w:color w:val="EE0000"/>
+        </w:rPr>
         <w:t xml:space="preserve"> de tráfico horario de París, para obtener los datos de tráfico en la hora pico (entre las 17pm y 20pm). Primero se normalizaron los nombres de las calles (minúsculas, sin acentos, reemplazando guiones y guiones bajos) y se filtraron los registros que corresponden a las 12 avenidas que confluyen en la rotonda Charles de Gaulle.</w:t>
       </w:r>
     </w:p>
     <w:p>
-      <w:r>
+      <w:pPr>
+        <w:rPr>
+          <w:color w:val="EE0000"/>
+        </w:rPr>
+      </w:pPr>
+      <w:r>
+        <w:rPr>
+          <w:color w:val="EE0000"/>
+        </w:rPr>
         <w:t>Para aquellas avenidas cuyos nombres aparecían abreviados o con alias distintos, como “</w:t>
       </w:r>
       <w:proofErr w:type="spellStart"/>
       <w:r>
+        <w:rPr>
+          <w:color w:val="EE0000"/>
+        </w:rPr>
         <w:t>Av_Kleber_Trocadero</w:t>
       </w:r>
       <w:proofErr w:type="spellEnd"/>
       <w:r>
+        <w:rPr>
+          <w:color w:val="EE0000"/>
+        </w:rPr>
         <w:t>”, “</w:t>
       </w:r>
       <w:proofErr w:type="spellStart"/>
       <w:r>
+        <w:rPr>
+          <w:color w:val="EE0000"/>
+        </w:rPr>
         <w:t>Hoche-Tilsitt</w:t>
       </w:r>
       <w:proofErr w:type="spellEnd"/>
       <w:r>
+        <w:rPr>
+          <w:color w:val="EE0000"/>
+        </w:rPr>
         <w:t>” o “Carnot-</w:t>
       </w:r>
       <w:proofErr w:type="spellStart"/>
       <w:r>
+        <w:rPr>
+          <w:color w:val="EE0000"/>
+        </w:rPr>
         <w:t>Tilsitt</w:t>
       </w:r>
       <w:proofErr w:type="spellEnd"/>
       <w:r>
+        <w:rPr>
+          <w:color w:val="EE0000"/>
+        </w:rPr>
         <w:t xml:space="preserve">”, se ampliaron los patrones de búsqueda para garantizar su correcta identificación. </w:t>
       </w:r>
     </w:p>
     <w:p>
-      <w:r>
+      <w:pPr>
+        <w:rPr>
+          <w:color w:val="EE0000"/>
+        </w:rPr>
+      </w:pPr>
+      <w:r>
+        <w:rPr>
+          <w:color w:val="EE0000"/>
+        </w:rPr>
         <w:t>Luego, a partir del campo “</w:t>
       </w:r>
       <w:proofErr w:type="spellStart"/>
       <w:r>
+        <w:rPr>
+          <w:color w:val="EE0000"/>
+        </w:rPr>
         <w:t>Débit</w:t>
       </w:r>
       <w:proofErr w:type="spellEnd"/>
       <w:r>
+        <w:rPr>
+          <w:color w:val="EE0000"/>
+        </w:rPr>
         <w:t xml:space="preserve"> </w:t>
       </w:r>
       <w:proofErr w:type="spellStart"/>
       <w:r>
+        <w:rPr>
+          <w:color w:val="EE0000"/>
+        </w:rPr>
         <w:t>horaire</w:t>
       </w:r>
       <w:proofErr w:type="spellEnd"/>
       <w:r>
+        <w:rPr>
+          <w:color w:val="EE0000"/>
+        </w:rPr>
         <w:t>” (vehículos/hora), se calculó el promedio horario por avenida y luego se filtran los datos para la franja de 17pm a 20pm.</w:t>
       </w:r>
     </w:p>
     <w:p>
-      <w:r>
+      <w:pPr>
+        <w:rPr>
+          <w:color w:val="EE0000"/>
+        </w:rPr>
+      </w:pPr>
+      <w:r>
+        <w:rPr>
+          <w:color w:val="EE0000"/>
+        </w:rPr>
         <w:t>A partir de esos valores, se obtuvo el parámetro λ de la distribución de Poisson mediante las fórmulas:</w:t>
       </w:r>
     </w:p>
     <w:p>
+      <w:pPr>
+        <w:rPr>
+          <w:color w:val="EE0000"/>
+        </w:rPr>
+      </w:pPr>
       <m:oMathPara>
         <m:oMath>
           <m:sSub>
@@ -718,6 +985,7 @@
                 <w:rPr>
                   <w:rFonts w:ascii="Cambria Math" w:hAnsi="Cambria Math"/>
                   <w:i/>
+                  <w:color w:val="EE0000"/>
                   <w:vertAlign w:val="subscript"/>
                 </w:rPr>
               </m:ctrlPr>
@@ -726,6 +994,7 @@
               <m:r>
                 <w:rPr>
                   <w:rFonts w:ascii="Cambria Math" w:hAnsi="Cambria Math" w:cs="Cambria Math"/>
+                  <w:color w:val="EE0000"/>
                 </w:rPr>
                 <m:t>λ</m:t>
               </m:r>
@@ -734,6 +1003,7 @@
               <m:r>
                 <w:rPr>
                   <w:rFonts w:ascii="Cambria Math" w:hAnsi="Cambria Math"/>
+                  <w:color w:val="EE0000"/>
                   <w:vertAlign w:val="subscript"/>
                 </w:rPr>
                 <m:t>minuto</m:t>
@@ -743,6 +1013,7 @@
           <m:r>
             <w:rPr>
               <w:rFonts w:ascii="Cambria Math" w:hAnsi="Cambria Math"/>
+              <w:color w:val="EE0000"/>
             </w:rPr>
             <m:t>=</m:t>
           </m:r>
@@ -752,6 +1023,7 @@
                 <w:rPr>
                   <w:rFonts w:ascii="Cambria Math" w:hAnsi="Cambria Math"/>
                   <w:i/>
+                  <w:color w:val="EE0000"/>
                 </w:rPr>
               </m:ctrlPr>
             </m:fPr>
@@ -759,6 +1031,7 @@
               <m:r>
                 <w:rPr>
                   <w:rFonts w:ascii="Cambria Math" w:hAnsi="Cambria Math"/>
+                  <w:color w:val="EE0000"/>
                 </w:rPr>
                 <m:t>Flujo medio horario</m:t>
               </m:r>
@@ -767,6 +1040,7 @@
               <m:r>
                 <w:rPr>
                   <w:rFonts w:ascii="Cambria Math" w:hAnsi="Cambria Math"/>
+                  <w:color w:val="EE0000"/>
                 </w:rPr>
                 <m:t>60</m:t>
               </m:r>
@@ -776,6 +1050,11 @@
       </m:oMathPara>
     </w:p>
     <w:p>
+      <w:pPr>
+        <w:rPr>
+          <w:color w:val="EE0000"/>
+        </w:rPr>
+      </w:pPr>
       <m:oMathPara>
         <m:oMath>
           <m:sSub>
@@ -784,6 +1063,7 @@
                 <w:rPr>
                   <w:rFonts w:ascii="Cambria Math" w:hAnsi="Cambria Math"/>
                   <w:i/>
+                  <w:color w:val="EE0000"/>
                   <w:vertAlign w:val="subscript"/>
                 </w:rPr>
               </m:ctrlPr>
@@ -792,6 +1072,7 @@
               <m:r>
                 <w:rPr>
                   <w:rFonts w:ascii="Cambria Math" w:hAnsi="Cambria Math" w:cs="Cambria Math"/>
+                  <w:color w:val="EE0000"/>
                 </w:rPr>
                 <m:t>λ</m:t>
               </m:r>
@@ -800,6 +1081,7 @@
               <m:r>
                 <w:rPr>
                   <w:rFonts w:ascii="Cambria Math" w:hAnsi="Cambria Math"/>
+                  <w:color w:val="EE0000"/>
                   <w:vertAlign w:val="subscript"/>
                 </w:rPr>
                 <m:t>segundos</m:t>
@@ -809,6 +1091,7 @@
           <m:r>
             <w:rPr>
               <w:rFonts w:ascii="Cambria Math" w:hAnsi="Cambria Math"/>
+              <w:color w:val="EE0000"/>
             </w:rPr>
             <m:t>=</m:t>
           </m:r>
@@ -818,6 +1101,7 @@
                 <w:rPr>
                   <w:rFonts w:ascii="Cambria Math" w:hAnsi="Cambria Math"/>
                   <w:i/>
+                  <w:color w:val="EE0000"/>
                 </w:rPr>
               </m:ctrlPr>
             </m:fPr>
@@ -825,6 +1109,7 @@
               <m:r>
                 <w:rPr>
                   <w:rFonts w:ascii="Cambria Math" w:hAnsi="Cambria Math"/>
+                  <w:color w:val="EE0000"/>
                 </w:rPr>
                 <m:t>Flujo medio horario</m:t>
               </m:r>
@@ -833,6 +1118,7 @@
               <m:r>
                 <w:rPr>
                   <w:rFonts w:ascii="Cambria Math" w:hAnsi="Cambria Math"/>
+                  <w:color w:val="EE0000"/>
                 </w:rPr>
                 <m:t>3600</m:t>
               </m:r>
@@ -842,63 +1128,128 @@
       </m:oMathPara>
     </w:p>
     <w:p>
-      <w:r>
+      <w:pPr>
+        <w:rPr>
+          <w:color w:val="EE0000"/>
+        </w:rPr>
+      </w:pPr>
+      <w:r>
+        <w:rPr>
+          <w:color w:val="EE0000"/>
+        </w:rPr>
         <w:t>El resultado expresa la tasa media de llegada de vehículos (autos/minuto y autos/segundo) para cada avenida en cada franja.</w:t>
       </w:r>
     </w:p>
     <w:p>
-      <w:r>
+      <w:pPr>
+        <w:rPr>
+          <w:color w:val="EE0000"/>
+        </w:rPr>
+      </w:pPr>
+      <w:r>
+        <w:rPr>
+          <w:color w:val="EE0000"/>
+        </w:rPr>
         <w:t>El modelo Poisson se usa porque, en condiciones normales de tráfico urbano con semáforos, las llegadas de vehículos pueden considerarse un proceso aleatorio donde los autos arriban de forma independiente y con una tasa media constante dentro de cada período.</w:t>
       </w:r>
     </w:p>
     <w:p>
-      <w:r>
+      <w:pPr>
+        <w:rPr>
+          <w:color w:val="EE0000"/>
+        </w:rPr>
+      </w:pPr>
+      <w:r>
+        <w:rPr>
+          <w:color w:val="EE0000"/>
+        </w:rPr>
         <w:t>La presencia de semáforos produce pequeños lotes o “</w:t>
       </w:r>
       <w:proofErr w:type="spellStart"/>
       <w:r>
+        <w:rPr>
+          <w:color w:val="EE0000"/>
+        </w:rPr>
         <w:t>platoons</w:t>
       </w:r>
       <w:proofErr w:type="spellEnd"/>
       <w:r>
+        <w:rPr>
+          <w:color w:val="EE0000"/>
+        </w:rPr>
         <w:t>” de vehículos, pero al combinarse los distintos flujos provenientes de varias avenidas y ciclos de semáforos desfasados, el proceso resultante se aproxima muy bien a una distribución de Poisson no estacionaria (NHPP).</w:t>
       </w:r>
     </w:p>
     <w:p>
-      <w:r>
+      <w:pPr>
+        <w:rPr>
+          <w:color w:val="EE0000"/>
+        </w:rPr>
+      </w:pPr>
+      <w:r>
+        <w:rPr>
+          <w:color w:val="EE0000"/>
+        </w:rPr>
         <w:t>En la práctica de simulación, es suficiente usar una Poisson estacionaria dentro de cada franja con su λ correspondiente</w:t>
       </w:r>
       <w:r>
+        <w:rPr>
+          <w:color w:val="EE0000"/>
+        </w:rPr>
         <w:t xml:space="preserve">. </w:t>
       </w:r>
       <w:r>
+        <w:rPr>
+          <w:color w:val="EE0000"/>
+        </w:rPr>
         <w:t xml:space="preserve">En términos de implementación, este valor de λ se utiliza en el bloque </w:t>
       </w:r>
       <w:proofErr w:type="spellStart"/>
       <w:r>
+        <w:rPr>
+          <w:color w:val="EE0000"/>
+        </w:rPr>
         <w:t>Source</w:t>
       </w:r>
       <w:proofErr w:type="spellEnd"/>
       <w:r>
+        <w:rPr>
+          <w:color w:val="EE0000"/>
+        </w:rPr>
         <w:t xml:space="preserve"> de </w:t>
       </w:r>
       <w:proofErr w:type="spellStart"/>
       <w:r>
+        <w:rPr>
+          <w:color w:val="EE0000"/>
+        </w:rPr>
         <w:t>AnyLogic</w:t>
       </w:r>
       <w:proofErr w:type="spellEnd"/>
       <w:r>
+        <w:rPr>
+          <w:color w:val="EE0000"/>
+        </w:rPr>
         <w:t xml:space="preserve"> configurando el tipo de llegada como </w:t>
       </w:r>
       <w:proofErr w:type="spellStart"/>
       <w:r>
+        <w:rPr>
+          <w:color w:val="EE0000"/>
+        </w:rPr>
         <w:t>Random</w:t>
       </w:r>
       <w:proofErr w:type="spellEnd"/>
       <w:r>
+        <w:rPr>
+          <w:color w:val="EE0000"/>
+        </w:rPr>
         <w:t xml:space="preserve"> (Poisson) e ingresando el λ obtenido (vehículos/minuto).</w:t>
       </w:r>
       <w:r>
+        <w:rPr>
+          <w:color w:val="EE0000"/>
+        </w:rPr>
         <w:t xml:space="preserve"> Los valores obtenidos son:</w:t>
       </w:r>
     </w:p>
@@ -929,18 +1280,29 @@
             <v:path o:extrusionok="f" gradientshapeok="t" o:connecttype="rect"/>
             <o:lock v:ext="edit" aspectratio="t"/>
           </v:shapetype>
-          <v:shape id="_x0000_i1034" type="#_x0000_t75" style="width:273.75pt;height:212.6pt" o:ole="">
+          <v:shape id="_x0000_i1025" type="#_x0000_t75" style="width:273.7pt;height:212.75pt" o:ole="">
             <v:imagedata r:id="rId7" o:title="" croptop="3749f" cropleft="40652f"/>
           </v:shape>
-          <o:OLEObject Type="Embed" ProgID="Excel.Sheet.12" ShapeID="_x0000_i1034" DrawAspect="Content" ObjectID="_1823364550" r:id="rId8"/>
+          <o:OLEObject Type="Embed" ProgID="Excel.Sheet.12" ShapeID="_x0000_i1025" DrawAspect="Content" ObjectID="_1823450413" r:id="rId8"/>
         </w:object>
       </w:r>
     </w:p>
     <w:p>
-      <w:r>
+      <w:pPr>
+        <w:rPr>
+          <w:color w:val="EE0000"/>
+        </w:rPr>
+      </w:pPr>
+      <w:r>
+        <w:rPr>
+          <w:color w:val="EE0000"/>
+        </w:rPr>
         <w:t>Se incluye el cálculo de los porcentajes porque van a ser útiles más adelante al realizar comparaciones.</w:t>
       </w:r>
       <w:r>
+        <w:rPr>
+          <w:color w:val="EE0000"/>
+        </w:rPr>
         <w:t xml:space="preserve"> Cada índice corresponde al número que tiene cada avenida en el listado de arriba.</w:t>
       </w:r>
     </w:p>
@@ -1029,7 +1391,6 @@
         <w:t xml:space="preserve"> (minuto)</w:t>
       </w:r>
     </w:p>
-    <w:p/>
     <w:p>
       <w:r>
         <w:t>Por tanto:</w:t>
@@ -1083,10 +1444,7 @@
     </w:p>
     <w:p>
       <w:r>
-        <w:t>Para poder estimar el valor de L</w:t>
-      </w:r>
-      <w:r>
-        <w:t>, se toma el promedio de los valores en la columna “</w:t>
+        <w:t>Para poder estimar el valor de L, se toma el promedio de los valores en la columna “</w:t>
       </w:r>
       <w:proofErr w:type="spellStart"/>
       <w:r>
@@ -1102,13 +1460,7 @@
       </w:r>
       <w:proofErr w:type="spellEnd"/>
       <w:r>
-        <w:t>”</w:t>
-      </w:r>
-      <w:r>
-        <w:t xml:space="preserve"> de las avenidas de la rotonda en las inmediaciones de esta</w:t>
-      </w:r>
-      <w:r>
-        <w:t xml:space="preserve">, obteniendo un resultado de aproximadamente </w:t>
+        <w:t xml:space="preserve">” de las avenidas de la rotonda en las inmediaciones de esta, obteniendo un resultado de aproximadamente </w:t>
       </w:r>
       <w:r>
         <w:t>6415</w:t>
@@ -1120,7 +1472,7 @@
         <w:t>alrededor de 107</w:t>
       </w:r>
       <w:r>
-        <w:t xml:space="preserve"> vehículos por minuto. </w:t>
+        <w:t xml:space="preserve"> vehículos por minuto.</w:t>
       </w:r>
     </w:p>
     <w:p>
@@ -1191,13 +1543,7 @@
                 <w:rPr>
                   <w:rFonts w:ascii="Cambria Math" w:hAnsi="Cambria Math"/>
                 </w:rPr>
-                <m:t>107</m:t>
-              </m:r>
-              <m:r>
-                <w:rPr>
-                  <w:rFonts w:ascii="Cambria Math" w:hAnsi="Cambria Math"/>
-                </w:rPr>
-                <m:t xml:space="preserve"> veh</m:t>
+                <m:t>107 veh</m:t>
               </m:r>
             </m:num>
             <m:den>
@@ -1244,16 +1590,7 @@
             <w:rPr>
               <w:rFonts w:ascii="Cambria Math" w:hAnsi="Cambria Math"/>
             </w:rPr>
-            <m:t>∀</m:t>
-          </m:r>
-          <m:r>
-            <m:rPr>
-              <m:sty m:val="bi"/>
-            </m:rPr>
-            <w:rPr>
-              <w:rFonts w:ascii="Cambria Math" w:hAnsi="Cambria Math"/>
-            </w:rPr>
-            <m:t>i=1,2,…,12</m:t>
+            <m:t>∀i=1,2,…,12</m:t>
           </m:r>
         </m:oMath>
       </m:oMathPara>
@@ -1269,10 +1606,10 @@
       </w:pPr>
       <w:r>
         <w:object w:dxaOrig="14479" w:dyaOrig="9747" w14:anchorId="35B231ED">
-          <v:shape id="_x0000_i1065" type="#_x0000_t75" style="width:332.85pt;height:320.6pt" o:ole="">
+          <v:shape id="_x0000_i1026" type="#_x0000_t75" style="width:333.25pt;height:320.75pt" o:ole="">
             <v:imagedata r:id="rId9" o:title="" croptop="31442f" cropbottom="5666f" cropleft="36425f"/>
           </v:shape>
-          <o:OLEObject Type="Embed" ProgID="Excel.Sheet.12" ShapeID="_x0000_i1065" DrawAspect="Content" ObjectID="_1823364551" r:id="rId10"/>
+          <o:OLEObject Type="Embed" ProgID="Excel.Sheet.12" ShapeID="_x0000_i1026" DrawAspect="Content" ObjectID="_1823450414" r:id="rId10"/>
         </w:object>
       </w:r>
     </w:p>
@@ -1321,6 +1658,2640 @@
         <w:t>Probar con semáforos de adentro y de afuera sincronizados y desincronizados: La hipótesis sería que con semáforos desincronizados se saturaría más lento la rotonda (para ello probar con valores de entrada de vehículos que saturen el sistema), debido a que permanecerían más tiempo en cola.</w:t>
       </w:r>
     </w:p>
+    <w:p/>
+    <w:p/>
+    <w:p/>
+    <w:p>
+      <w:pPr>
+        <w:pStyle w:val="Ttulo2"/>
+      </w:pPr>
+      <w:r>
+        <w:t>Análisis de resultados</w:t>
+      </w:r>
+    </w:p>
+    <w:p/>
+    <w:p>
+      <w:r>
+        <w:t>X: tiempo del cliente en el sistema</w:t>
+      </w:r>
+    </w:p>
+    <w:p>
+      <w:r>
+        <w:t>Tiene distribución Normal.</w:t>
+      </w:r>
+    </w:p>
+    <w:p/>
+    <w:p>
+      <m:oMathPara>
+        <m:oMath>
+          <m:r>
+            <w:rPr>
+              <w:rFonts w:ascii="Cambria Math" w:hAnsi="Cambria Math"/>
+            </w:rPr>
+            <m:t>X</m:t>
+          </m:r>
+          <m:r>
+            <w:rPr>
+              <w:rFonts w:ascii="Cambria Math" w:hAnsi="Cambria Math"/>
+            </w:rPr>
+            <m:t>~</m:t>
+          </m:r>
+          <m:r>
+            <w:rPr>
+              <w:rFonts w:ascii="Cambria Math" w:hAnsi="Cambria Math"/>
+            </w:rPr>
+            <m:t>N(</m:t>
+          </m:r>
+          <m:r>
+            <w:rPr>
+              <w:rFonts w:ascii="Cambria Math" w:hAnsi="Cambria Math"/>
+            </w:rPr>
+            <m:t xml:space="preserve">μ, </m:t>
+          </m:r>
+          <m:f>
+            <m:fPr>
+              <m:ctrlPr>
+                <w:rPr>
+                  <w:rFonts w:ascii="Cambria Math" w:hAnsi="Cambria Math"/>
+                  <w:i/>
+                </w:rPr>
+              </m:ctrlPr>
+            </m:fPr>
+            <m:num>
+              <m:sSup>
+                <m:sSupPr>
+                  <m:ctrlPr>
+                    <w:rPr>
+                      <w:rFonts w:ascii="Cambria Math" w:hAnsi="Cambria Math"/>
+                      <w:i/>
+                    </w:rPr>
+                  </m:ctrlPr>
+                </m:sSupPr>
+                <m:e>
+                  <m:r>
+                    <w:rPr>
+                      <w:rFonts w:ascii="Cambria Math" w:hAnsi="Cambria Math"/>
+                    </w:rPr>
+                    <m:t>σ</m:t>
+                  </m:r>
+                </m:e>
+                <m:sup>
+                  <m:r>
+                    <w:rPr>
+                      <w:rFonts w:ascii="Cambria Math" w:hAnsi="Cambria Math"/>
+                    </w:rPr>
+                    <m:t>2</m:t>
+                  </m:r>
+                </m:sup>
+              </m:sSup>
+            </m:num>
+            <m:den>
+              <m:r>
+                <w:rPr>
+                  <w:rFonts w:ascii="Cambria Math" w:hAnsi="Cambria Math"/>
+                </w:rPr>
+                <m:t>n</m:t>
+              </m:r>
+            </m:den>
+          </m:f>
+          <m:r>
+            <w:rPr>
+              <w:rFonts w:ascii="Cambria Math" w:hAnsi="Cambria Math"/>
+            </w:rPr>
+            <m:t>)</m:t>
+          </m:r>
+        </m:oMath>
+      </m:oMathPara>
+    </w:p>
+    <w:p/>
+    <w:p>
+      <w:r>
+        <w:t>Por TCL (100 corridas o más):</w:t>
+      </w:r>
+    </w:p>
+    <w:p>
+      <w:pPr>
+        <w:rPr>
+          <w:rFonts w:eastAsiaTheme="minorEastAsia"/>
+        </w:rPr>
+      </w:pPr>
+      <m:oMathPara>
+        <m:oMath>
+          <m:acc>
+            <m:accPr>
+              <m:chr m:val="̅"/>
+              <m:ctrlPr>
+                <w:rPr>
+                  <w:rFonts w:ascii="Cambria Math" w:hAnsi="Cambria Math"/>
+                  <w:i/>
+                </w:rPr>
+              </m:ctrlPr>
+            </m:accPr>
+            <m:e>
+              <m:r>
+                <w:rPr>
+                  <w:rFonts w:ascii="Cambria Math" w:hAnsi="Cambria Math"/>
+                </w:rPr>
+                <m:t>X</m:t>
+              </m:r>
+            </m:e>
+          </m:acc>
+          <m:r>
+            <w:rPr>
+              <w:rFonts w:ascii="Cambria Math" w:hAnsi="Cambria Math"/>
+            </w:rPr>
+            <m:t>~</m:t>
+          </m:r>
+          <m:r>
+            <w:rPr>
+              <w:rFonts w:ascii="Cambria Math" w:hAnsi="Cambria Math"/>
+            </w:rPr>
+            <m:t>N(</m:t>
+          </m:r>
+          <m:acc>
+            <m:accPr>
+              <m:chr m:val="̅"/>
+              <m:ctrlPr>
+                <w:rPr>
+                  <w:rFonts w:ascii="Cambria Math" w:hAnsi="Cambria Math"/>
+                  <w:i/>
+                </w:rPr>
+              </m:ctrlPr>
+            </m:accPr>
+            <m:e>
+              <m:r>
+                <w:rPr>
+                  <w:rFonts w:ascii="Cambria Math" w:hAnsi="Cambria Math"/>
+                </w:rPr>
+                <m:t>X</m:t>
+              </m:r>
+            </m:e>
+          </m:acc>
+          <m:r>
+            <w:rPr>
+              <w:rFonts w:ascii="Cambria Math" w:hAnsi="Cambria Math"/>
+            </w:rPr>
+            <m:t xml:space="preserve">, </m:t>
+          </m:r>
+          <m:f>
+            <m:fPr>
+              <m:ctrlPr>
+                <w:rPr>
+                  <w:rFonts w:ascii="Cambria Math" w:hAnsi="Cambria Math"/>
+                  <w:i/>
+                </w:rPr>
+              </m:ctrlPr>
+            </m:fPr>
+            <m:num>
+              <m:r>
+                <w:rPr>
+                  <w:rFonts w:ascii="Cambria Math" w:hAnsi="Cambria Math"/>
+                </w:rPr>
+                <m:t>S</m:t>
+              </m:r>
+            </m:num>
+            <m:den>
+              <m:rad>
+                <m:radPr>
+                  <m:degHide m:val="1"/>
+                  <m:ctrlPr>
+                    <w:rPr>
+                      <w:rFonts w:ascii="Cambria Math" w:hAnsi="Cambria Math"/>
+                      <w:i/>
+                    </w:rPr>
+                  </m:ctrlPr>
+                </m:radPr>
+                <m:deg/>
+                <m:e>
+                  <m:r>
+                    <w:rPr>
+                      <w:rFonts w:ascii="Cambria Math" w:hAnsi="Cambria Math"/>
+                    </w:rPr>
+                    <m:t>n</m:t>
+                  </m:r>
+                </m:e>
+              </m:rad>
+            </m:den>
+          </m:f>
+          <m:r>
+            <w:rPr>
+              <w:rFonts w:ascii="Cambria Math" w:hAnsi="Cambria Math"/>
+            </w:rPr>
+            <m:t>)</m:t>
+          </m:r>
+        </m:oMath>
+      </m:oMathPara>
+    </w:p>
+    <w:p>
+      <w:pPr>
+        <w:rPr>
+          <w:rFonts w:eastAsiaTheme="minorEastAsia"/>
+        </w:rPr>
+      </w:pPr>
+      <w:r>
+        <w:rPr>
+          <w:rFonts w:eastAsiaTheme="minorEastAsia"/>
+        </w:rPr>
+        <w:t>n: número de corridas</w:t>
+      </w:r>
+    </w:p>
+    <w:p>
+      <w:pPr>
+        <w:rPr>
+          <w:rFonts w:eastAsiaTheme="minorEastAsia"/>
+        </w:rPr>
+      </w:pPr>
+      <m:oMathPara>
+        <m:oMath>
+          <m:sSup>
+            <m:sSupPr>
+              <m:ctrlPr>
+                <w:rPr>
+                  <w:rFonts w:ascii="Cambria Math" w:hAnsi="Cambria Math"/>
+                  <w:i/>
+                </w:rPr>
+              </m:ctrlPr>
+            </m:sSupPr>
+            <m:e>
+              <m:r>
+                <w:rPr>
+                  <w:rFonts w:ascii="Cambria Math" w:hAnsi="Cambria Math"/>
+                </w:rPr>
+                <m:t>S</m:t>
+              </m:r>
+            </m:e>
+            <m:sup>
+              <m:r>
+                <w:rPr>
+                  <w:rFonts w:ascii="Cambria Math" w:hAnsi="Cambria Math"/>
+                </w:rPr>
+                <m:t>2</m:t>
+              </m:r>
+            </m:sup>
+          </m:sSup>
+          <m:r>
+            <w:rPr>
+              <w:rFonts w:ascii="Cambria Math" w:hAnsi="Cambria Math"/>
+            </w:rPr>
+            <m:t>=</m:t>
+          </m:r>
+          <m:f>
+            <m:fPr>
+              <m:ctrlPr>
+                <w:rPr>
+                  <w:rFonts w:ascii="Cambria Math" w:hAnsi="Cambria Math"/>
+                  <w:i/>
+                </w:rPr>
+              </m:ctrlPr>
+            </m:fPr>
+            <m:num>
+              <m:nary>
+                <m:naryPr>
+                  <m:chr m:val="∑"/>
+                  <m:limLoc m:val="undOvr"/>
+                  <m:ctrlPr>
+                    <w:rPr>
+                      <w:rFonts w:ascii="Cambria Math" w:hAnsi="Cambria Math"/>
+                      <w:i/>
+                    </w:rPr>
+                  </m:ctrlPr>
+                </m:naryPr>
+                <m:sub>
+                  <m:r>
+                    <w:rPr>
+                      <w:rFonts w:ascii="Cambria Math" w:hAnsi="Cambria Math"/>
+                    </w:rPr>
+                    <m:t>i=1</m:t>
+                  </m:r>
+                </m:sub>
+                <m:sup>
+                  <m:r>
+                    <w:rPr>
+                      <w:rFonts w:ascii="Cambria Math" w:hAnsi="Cambria Math"/>
+                    </w:rPr>
+                    <m:t>n</m:t>
+                  </m:r>
+                </m:sup>
+                <m:e>
+                  <m:sSup>
+                    <m:sSupPr>
+                      <m:ctrlPr>
+                        <w:rPr>
+                          <w:rFonts w:ascii="Cambria Math" w:hAnsi="Cambria Math"/>
+                          <w:i/>
+                        </w:rPr>
+                      </m:ctrlPr>
+                    </m:sSupPr>
+                    <m:e>
+                      <m:r>
+                        <w:rPr>
+                          <w:rFonts w:ascii="Cambria Math" w:hAnsi="Cambria Math"/>
+                        </w:rPr>
+                        <m:t>(</m:t>
+                      </m:r>
+                      <m:sSub>
+                        <m:sSubPr>
+                          <m:ctrlPr>
+                            <w:rPr>
+                              <w:rFonts w:ascii="Cambria Math" w:hAnsi="Cambria Math"/>
+                              <w:i/>
+                            </w:rPr>
+                          </m:ctrlPr>
+                        </m:sSubPr>
+                        <m:e>
+                          <m:r>
+                            <w:rPr>
+                              <w:rFonts w:ascii="Cambria Math" w:hAnsi="Cambria Math"/>
+                            </w:rPr>
+                            <m:t>X</m:t>
+                          </m:r>
+                        </m:e>
+                        <m:sub>
+                          <m:r>
+                            <w:rPr>
+                              <w:rFonts w:ascii="Cambria Math" w:hAnsi="Cambria Math"/>
+                            </w:rPr>
+                            <m:t>i</m:t>
+                          </m:r>
+                        </m:sub>
+                      </m:sSub>
+                      <m:r>
+                        <w:rPr>
+                          <w:rFonts w:ascii="Cambria Math" w:hAnsi="Cambria Math"/>
+                        </w:rPr>
+                        <m:t>-</m:t>
+                      </m:r>
+                      <m:acc>
+                        <m:accPr>
+                          <m:chr m:val="̅"/>
+                          <m:ctrlPr>
+                            <w:rPr>
+                              <w:rFonts w:ascii="Cambria Math" w:hAnsi="Cambria Math"/>
+                              <w:i/>
+                            </w:rPr>
+                          </m:ctrlPr>
+                        </m:accPr>
+                        <m:e>
+                          <m:r>
+                            <w:rPr>
+                              <w:rFonts w:ascii="Cambria Math" w:hAnsi="Cambria Math"/>
+                            </w:rPr>
+                            <m:t>X</m:t>
+                          </m:r>
+                        </m:e>
+                      </m:acc>
+                      <m:r>
+                        <w:rPr>
+                          <w:rFonts w:ascii="Cambria Math" w:hAnsi="Cambria Math"/>
+                        </w:rPr>
+                        <m:t>)</m:t>
+                      </m:r>
+                    </m:e>
+                    <m:sup>
+                      <m:r>
+                        <w:rPr>
+                          <w:rFonts w:ascii="Cambria Math" w:hAnsi="Cambria Math"/>
+                        </w:rPr>
+                        <m:t>2</m:t>
+                      </m:r>
+                    </m:sup>
+                  </m:sSup>
+                </m:e>
+              </m:nary>
+            </m:num>
+            <m:den>
+              <m:r>
+                <w:rPr>
+                  <w:rFonts w:ascii="Cambria Math" w:hAnsi="Cambria Math"/>
+                </w:rPr>
+                <m:t>n-1</m:t>
+              </m:r>
+            </m:den>
+          </m:f>
+        </m:oMath>
+      </m:oMathPara>
+    </w:p>
+    <w:p>
+      <w:pPr>
+        <w:rPr>
+          <w:rFonts w:eastAsiaTheme="minorEastAsia"/>
+        </w:rPr>
+      </w:pPr>
+    </w:p>
+    <w:p>
+      <w:pPr>
+        <w:rPr>
+          <w:rFonts w:eastAsiaTheme="minorEastAsia"/>
+        </w:rPr>
+      </w:pPr>
+      <w:r>
+        <w:rPr>
+          <w:rFonts w:eastAsiaTheme="minorEastAsia"/>
+        </w:rPr>
+        <w:t xml:space="preserve">Luego, para obtener los Intervalos de Confianza se estandariza la variable analizada y pasa a ser la variable estándar </w:t>
+      </w:r>
+      <w:r>
+        <w:rPr>
+          <w:rFonts w:eastAsiaTheme="minorEastAsia"/>
+          <w:i/>
+          <w:iCs/>
+        </w:rPr>
+        <w:t>z</w:t>
+      </w:r>
+      <w:r>
+        <w:rPr>
+          <w:rFonts w:eastAsiaTheme="minorEastAsia"/>
+        </w:rPr>
+        <w:t>.</w:t>
+      </w:r>
+    </w:p>
+    <w:p>
+      <w:pPr>
+        <w:rPr>
+          <w:rFonts w:eastAsiaTheme="minorEastAsia"/>
+        </w:rPr>
+      </w:pPr>
+      <w:r>
+        <w:rPr>
+          <w:rFonts w:eastAsiaTheme="minorEastAsia"/>
+        </w:rPr>
+        <w:t>Si:</w:t>
+      </w:r>
+    </w:p>
+    <w:p>
+      <w:pPr>
+        <w:rPr>
+          <w:rFonts w:eastAsiaTheme="minorEastAsia"/>
+        </w:rPr>
+      </w:pPr>
+      <m:oMathPara>
+        <m:oMath>
+          <m:r>
+            <w:rPr>
+              <w:rFonts w:ascii="Cambria Math" w:hAnsi="Cambria Math"/>
+            </w:rPr>
+            <m:t>X</m:t>
+          </m:r>
+          <m:r>
+            <w:rPr>
+              <w:rFonts w:ascii="Cambria Math" w:hAnsi="Cambria Math"/>
+            </w:rPr>
+            <m:t>~</m:t>
+          </m:r>
+          <m:r>
+            <w:rPr>
+              <w:rFonts w:ascii="Cambria Math" w:hAnsi="Cambria Math"/>
+            </w:rPr>
+            <m:t>N</m:t>
+          </m:r>
+          <m:d>
+            <m:dPr>
+              <m:ctrlPr>
+                <w:rPr>
+                  <w:rFonts w:ascii="Cambria Math" w:hAnsi="Cambria Math"/>
+                  <w:i/>
+                </w:rPr>
+              </m:ctrlPr>
+            </m:dPr>
+            <m:e>
+              <m:r>
+                <w:rPr>
+                  <w:rFonts w:ascii="Cambria Math" w:hAnsi="Cambria Math"/>
+                </w:rPr>
+                <m:t>μ,σ</m:t>
+              </m:r>
+            </m:e>
+          </m:d>
+          <m:r>
+            <w:rPr>
+              <w:rFonts w:ascii="Cambria Math" w:hAnsi="Cambria Math"/>
+            </w:rPr>
+            <m:t>⟹z=</m:t>
+          </m:r>
+          <m:f>
+            <m:fPr>
+              <m:ctrlPr>
+                <w:rPr>
+                  <w:rFonts w:ascii="Cambria Math" w:hAnsi="Cambria Math"/>
+                  <w:i/>
+                </w:rPr>
+              </m:ctrlPr>
+            </m:fPr>
+            <m:num>
+              <m:r>
+                <w:rPr>
+                  <w:rFonts w:ascii="Cambria Math" w:hAnsi="Cambria Math"/>
+                </w:rPr>
+                <m:t>x-</m:t>
+              </m:r>
+              <m:r>
+                <w:rPr>
+                  <w:rFonts w:ascii="Cambria Math" w:hAnsi="Cambria Math"/>
+                </w:rPr>
+                <m:t>μ</m:t>
+              </m:r>
+            </m:num>
+            <m:den>
+              <m:r>
+                <w:rPr>
+                  <w:rFonts w:ascii="Cambria Math" w:hAnsi="Cambria Math"/>
+                </w:rPr>
+                <m:t>σ</m:t>
+              </m:r>
+            </m:den>
+          </m:f>
+          <m:r>
+            <w:rPr>
+              <w:rFonts w:ascii="Cambria Math" w:hAnsi="Cambria Math"/>
+            </w:rPr>
+            <m:t>, z</m:t>
+          </m:r>
+          <m:r>
+            <w:rPr>
+              <w:rFonts w:ascii="Cambria Math" w:hAnsi="Cambria Math"/>
+            </w:rPr>
+            <m:t>~</m:t>
+          </m:r>
+          <m:r>
+            <w:rPr>
+              <w:rFonts w:ascii="Cambria Math" w:hAnsi="Cambria Math"/>
+            </w:rPr>
+            <m:t>N</m:t>
+          </m:r>
+          <m:d>
+            <m:dPr>
+              <m:ctrlPr>
+                <w:rPr>
+                  <w:rFonts w:ascii="Cambria Math" w:hAnsi="Cambria Math"/>
+                  <w:i/>
+                </w:rPr>
+              </m:ctrlPr>
+            </m:dPr>
+            <m:e>
+              <m:r>
+                <w:rPr>
+                  <w:rFonts w:ascii="Cambria Math" w:hAnsi="Cambria Math"/>
+                </w:rPr>
+                <m:t>0</m:t>
+              </m:r>
+              <m:r>
+                <w:rPr>
+                  <w:rFonts w:ascii="Cambria Math" w:hAnsi="Cambria Math"/>
+                </w:rPr>
+                <m:t>,</m:t>
+              </m:r>
+              <m:r>
+                <w:rPr>
+                  <w:rFonts w:ascii="Cambria Math" w:hAnsi="Cambria Math"/>
+                </w:rPr>
+                <m:t>1</m:t>
+              </m:r>
+            </m:e>
+          </m:d>
+        </m:oMath>
+      </m:oMathPara>
+    </w:p>
+    <w:p>
+      <w:r>
+        <w:rPr>
+          <w:rFonts w:eastAsiaTheme="minorEastAsia"/>
+        </w:rPr>
+        <w:t>Entonces:</w:t>
+      </w:r>
+    </w:p>
+    <w:p>
+      <w:pPr>
+        <w:rPr>
+          <w:rFonts w:eastAsiaTheme="minorEastAsia"/>
+        </w:rPr>
+      </w:pPr>
+      <m:oMathPara>
+        <m:oMath>
+          <m:acc>
+            <m:accPr>
+              <m:chr m:val="̅"/>
+              <m:ctrlPr>
+                <w:rPr>
+                  <w:rFonts w:ascii="Cambria Math" w:hAnsi="Cambria Math"/>
+                  <w:i/>
+                </w:rPr>
+              </m:ctrlPr>
+            </m:accPr>
+            <m:e>
+              <m:r>
+                <w:rPr>
+                  <w:rFonts w:ascii="Cambria Math" w:hAnsi="Cambria Math"/>
+                </w:rPr>
+                <m:t>X</m:t>
+              </m:r>
+            </m:e>
+          </m:acc>
+          <m:r>
+            <w:rPr>
+              <w:rFonts w:ascii="Cambria Math" w:hAnsi="Cambria Math"/>
+            </w:rPr>
+            <m:t>~</m:t>
+          </m:r>
+          <m:r>
+            <w:rPr>
+              <w:rFonts w:ascii="Cambria Math" w:hAnsi="Cambria Math"/>
+            </w:rPr>
+            <m:t>N(</m:t>
+          </m:r>
+          <m:acc>
+            <m:accPr>
+              <m:chr m:val="̅"/>
+              <m:ctrlPr>
+                <w:rPr>
+                  <w:rFonts w:ascii="Cambria Math" w:hAnsi="Cambria Math"/>
+                  <w:i/>
+                </w:rPr>
+              </m:ctrlPr>
+            </m:accPr>
+            <m:e>
+              <m:r>
+                <w:rPr>
+                  <w:rFonts w:ascii="Cambria Math" w:hAnsi="Cambria Math"/>
+                </w:rPr>
+                <m:t>X</m:t>
+              </m:r>
+            </m:e>
+          </m:acc>
+          <m:r>
+            <w:rPr>
+              <w:rFonts w:ascii="Cambria Math" w:hAnsi="Cambria Math"/>
+            </w:rPr>
+            <m:t xml:space="preserve">, </m:t>
+          </m:r>
+          <m:f>
+            <m:fPr>
+              <m:ctrlPr>
+                <w:rPr>
+                  <w:rFonts w:ascii="Cambria Math" w:hAnsi="Cambria Math"/>
+                  <w:i/>
+                </w:rPr>
+              </m:ctrlPr>
+            </m:fPr>
+            <m:num>
+              <m:r>
+                <w:rPr>
+                  <w:rFonts w:ascii="Cambria Math" w:hAnsi="Cambria Math"/>
+                </w:rPr>
+                <m:t>S</m:t>
+              </m:r>
+            </m:num>
+            <m:den>
+              <m:rad>
+                <m:radPr>
+                  <m:degHide m:val="1"/>
+                  <m:ctrlPr>
+                    <w:rPr>
+                      <w:rFonts w:ascii="Cambria Math" w:hAnsi="Cambria Math"/>
+                      <w:i/>
+                    </w:rPr>
+                  </m:ctrlPr>
+                </m:radPr>
+                <m:deg/>
+                <m:e>
+                  <m:r>
+                    <w:rPr>
+                      <w:rFonts w:ascii="Cambria Math" w:hAnsi="Cambria Math"/>
+                    </w:rPr>
+                    <m:t>n</m:t>
+                  </m:r>
+                </m:e>
+              </m:rad>
+            </m:den>
+          </m:f>
+          <m:r>
+            <w:rPr>
+              <w:rFonts w:ascii="Cambria Math" w:hAnsi="Cambria Math"/>
+            </w:rPr>
+            <m:t>)⟹z=</m:t>
+          </m:r>
+          <m:f>
+            <m:fPr>
+              <m:ctrlPr>
+                <w:rPr>
+                  <w:rFonts w:ascii="Cambria Math" w:hAnsi="Cambria Math"/>
+                  <w:i/>
+                </w:rPr>
+              </m:ctrlPr>
+            </m:fPr>
+            <m:num>
+              <m:r>
+                <w:rPr>
+                  <w:rFonts w:ascii="Cambria Math" w:hAnsi="Cambria Math"/>
+                </w:rPr>
+                <m:t>x-</m:t>
+              </m:r>
+              <m:acc>
+                <m:accPr>
+                  <m:chr m:val="̅"/>
+                  <m:ctrlPr>
+                    <w:rPr>
+                      <w:rFonts w:ascii="Cambria Math" w:hAnsi="Cambria Math"/>
+                      <w:i/>
+                    </w:rPr>
+                  </m:ctrlPr>
+                </m:accPr>
+                <m:e>
+                  <m:r>
+                    <w:rPr>
+                      <w:rFonts w:ascii="Cambria Math" w:hAnsi="Cambria Math"/>
+                    </w:rPr>
+                    <m:t>X</m:t>
+                  </m:r>
+                </m:e>
+              </m:acc>
+            </m:num>
+            <m:den>
+              <m:f>
+                <m:fPr>
+                  <m:ctrlPr>
+                    <w:rPr>
+                      <w:rFonts w:ascii="Cambria Math" w:hAnsi="Cambria Math"/>
+                      <w:i/>
+                    </w:rPr>
+                  </m:ctrlPr>
+                </m:fPr>
+                <m:num>
+                  <m:r>
+                    <w:rPr>
+                      <w:rFonts w:ascii="Cambria Math" w:hAnsi="Cambria Math"/>
+                    </w:rPr>
+                    <m:t>S</m:t>
+                  </m:r>
+                </m:num>
+                <m:den>
+                  <m:rad>
+                    <m:radPr>
+                      <m:degHide m:val="1"/>
+                      <m:ctrlPr>
+                        <w:rPr>
+                          <w:rFonts w:ascii="Cambria Math" w:hAnsi="Cambria Math"/>
+                          <w:i/>
+                        </w:rPr>
+                      </m:ctrlPr>
+                    </m:radPr>
+                    <m:deg/>
+                    <m:e>
+                      <m:r>
+                        <w:rPr>
+                          <w:rFonts w:ascii="Cambria Math" w:hAnsi="Cambria Math"/>
+                        </w:rPr>
+                        <m:t>n</m:t>
+                      </m:r>
+                    </m:e>
+                  </m:rad>
+                </m:den>
+              </m:f>
+            </m:den>
+          </m:f>
+          <m:r>
+            <w:rPr>
+              <w:rFonts w:ascii="Cambria Math" w:hAnsi="Cambria Math"/>
+            </w:rPr>
+            <m:t>, z</m:t>
+          </m:r>
+          <m:r>
+            <w:rPr>
+              <w:rFonts w:ascii="Cambria Math" w:hAnsi="Cambria Math"/>
+            </w:rPr>
+            <m:t>~</m:t>
+          </m:r>
+          <m:r>
+            <w:rPr>
+              <w:rFonts w:ascii="Cambria Math" w:hAnsi="Cambria Math"/>
+            </w:rPr>
+            <m:t>N</m:t>
+          </m:r>
+          <m:d>
+            <m:dPr>
+              <m:ctrlPr>
+                <w:rPr>
+                  <w:rFonts w:ascii="Cambria Math" w:hAnsi="Cambria Math"/>
+                  <w:i/>
+                </w:rPr>
+              </m:ctrlPr>
+            </m:dPr>
+            <m:e>
+              <m:r>
+                <w:rPr>
+                  <w:rFonts w:ascii="Cambria Math" w:hAnsi="Cambria Math"/>
+                </w:rPr>
+                <m:t>0</m:t>
+              </m:r>
+              <m:r>
+                <w:rPr>
+                  <w:rFonts w:ascii="Cambria Math" w:hAnsi="Cambria Math"/>
+                </w:rPr>
+                <m:t>,</m:t>
+              </m:r>
+              <m:r>
+                <w:rPr>
+                  <w:rFonts w:ascii="Cambria Math" w:hAnsi="Cambria Math"/>
+                </w:rPr>
+                <m:t>1</m:t>
+              </m:r>
+            </m:e>
+          </m:d>
+        </m:oMath>
+      </m:oMathPara>
+    </w:p>
+    <w:p>
+      <w:pPr>
+        <w:rPr>
+          <w:rFonts w:eastAsiaTheme="minorEastAsia"/>
+        </w:rPr>
+      </w:pPr>
+    </w:p>
+    <w:p>
+      <w:pPr>
+        <w:rPr>
+          <w:rFonts w:eastAsiaTheme="minorEastAsia"/>
+        </w:rPr>
+      </w:pPr>
+      <w:r>
+        <w:rPr>
+          <w:rFonts w:eastAsiaTheme="minorEastAsia"/>
+        </w:rPr>
+        <w:t>Luego, c</w:t>
+      </w:r>
+      <w:r>
+        <w:rPr>
+          <w:rFonts w:eastAsiaTheme="minorEastAsia"/>
+        </w:rPr>
+        <w:t xml:space="preserve">omo </w:t>
+      </w:r>
+      <w:r>
+        <w:rPr>
+          <w:rFonts w:eastAsiaTheme="minorEastAsia"/>
+        </w:rPr>
+        <w:t>fue visto</w:t>
+      </w:r>
+      <w:r>
+        <w:rPr>
+          <w:rFonts w:eastAsiaTheme="minorEastAsia"/>
+        </w:rPr>
+        <w:t xml:space="preserve"> en clase</w:t>
+      </w:r>
+      <w:r>
+        <w:rPr>
+          <w:rFonts w:eastAsiaTheme="minorEastAsia"/>
+        </w:rPr>
+        <w:t>, puede implementarse la siguiente fórmula</w:t>
+      </w:r>
+      <w:r>
+        <w:rPr>
+          <w:rFonts w:eastAsiaTheme="minorEastAsia"/>
+        </w:rPr>
+        <w:t>:</w:t>
+      </w:r>
+    </w:p>
+    <w:p>
+      <w:pPr>
+        <w:rPr>
+          <w:rFonts w:eastAsiaTheme="minorEastAsia"/>
+        </w:rPr>
+      </w:pPr>
+      <m:oMathPara>
+        <m:oMath>
+          <m:r>
+            <w:rPr>
+              <w:rFonts w:ascii="Cambria Math" w:eastAsiaTheme="minorEastAsia" w:hAnsi="Cambria Math"/>
+            </w:rPr>
+            <m:t>p</m:t>
+          </m:r>
+          <m:d>
+            <m:dPr>
+              <m:ctrlPr>
+                <w:rPr>
+                  <w:rFonts w:ascii="Cambria Math" w:eastAsiaTheme="minorEastAsia" w:hAnsi="Cambria Math"/>
+                  <w:i/>
+                </w:rPr>
+              </m:ctrlPr>
+            </m:dPr>
+            <m:e>
+              <m:r>
+                <w:rPr>
+                  <w:rFonts w:ascii="Cambria Math" w:eastAsiaTheme="minorEastAsia" w:hAnsi="Cambria Math"/>
+                </w:rPr>
+                <m:t>-</m:t>
+              </m:r>
+              <m:sSub>
+                <m:sSubPr>
+                  <m:ctrlPr>
+                    <w:rPr>
+                      <w:rFonts w:ascii="Cambria Math" w:eastAsiaTheme="minorEastAsia" w:hAnsi="Cambria Math"/>
+                      <w:i/>
+                    </w:rPr>
+                  </m:ctrlPr>
+                </m:sSubPr>
+                <m:e>
+                  <m:r>
+                    <w:rPr>
+                      <w:rFonts w:ascii="Cambria Math" w:eastAsiaTheme="minorEastAsia" w:hAnsi="Cambria Math"/>
+                    </w:rPr>
+                    <m:t>z</m:t>
+                  </m:r>
+                </m:e>
+                <m:sub>
+                  <m:f>
+                    <m:fPr>
+                      <m:ctrlPr>
+                        <w:rPr>
+                          <w:rFonts w:ascii="Cambria Math" w:eastAsiaTheme="minorEastAsia" w:hAnsi="Cambria Math"/>
+                          <w:i/>
+                        </w:rPr>
+                      </m:ctrlPr>
+                    </m:fPr>
+                    <m:num>
+                      <m:r>
+                        <w:rPr>
+                          <w:rFonts w:ascii="Cambria Math" w:eastAsiaTheme="minorEastAsia" w:hAnsi="Cambria Math"/>
+                        </w:rPr>
+                        <m:t>α</m:t>
+                      </m:r>
+                    </m:num>
+                    <m:den>
+                      <m:r>
+                        <w:rPr>
+                          <w:rFonts w:ascii="Cambria Math" w:eastAsiaTheme="minorEastAsia" w:hAnsi="Cambria Math"/>
+                        </w:rPr>
+                        <m:t>2</m:t>
+                      </m:r>
+                    </m:den>
+                  </m:f>
+                </m:sub>
+              </m:sSub>
+              <m:r>
+                <w:rPr>
+                  <w:rFonts w:ascii="Cambria Math" w:eastAsiaTheme="minorEastAsia" w:hAnsi="Cambria Math"/>
+                </w:rPr>
+                <m:t>&lt;Z&lt;</m:t>
+              </m:r>
+              <m:sSub>
+                <m:sSubPr>
+                  <m:ctrlPr>
+                    <w:rPr>
+                      <w:rFonts w:ascii="Cambria Math" w:eastAsiaTheme="minorEastAsia" w:hAnsi="Cambria Math"/>
+                      <w:i/>
+                    </w:rPr>
+                  </m:ctrlPr>
+                </m:sSubPr>
+                <m:e>
+                  <m:r>
+                    <w:rPr>
+                      <w:rFonts w:ascii="Cambria Math" w:eastAsiaTheme="minorEastAsia" w:hAnsi="Cambria Math"/>
+                    </w:rPr>
+                    <m:t>z</m:t>
+                  </m:r>
+                </m:e>
+                <m:sub>
+                  <m:f>
+                    <m:fPr>
+                      <m:ctrlPr>
+                        <w:rPr>
+                          <w:rFonts w:ascii="Cambria Math" w:eastAsiaTheme="minorEastAsia" w:hAnsi="Cambria Math"/>
+                          <w:i/>
+                        </w:rPr>
+                      </m:ctrlPr>
+                    </m:fPr>
+                    <m:num>
+                      <m:r>
+                        <w:rPr>
+                          <w:rFonts w:ascii="Cambria Math" w:eastAsiaTheme="minorEastAsia" w:hAnsi="Cambria Math"/>
+                        </w:rPr>
+                        <m:t>α</m:t>
+                      </m:r>
+                    </m:num>
+                    <m:den>
+                      <m:r>
+                        <w:rPr>
+                          <w:rFonts w:ascii="Cambria Math" w:eastAsiaTheme="minorEastAsia" w:hAnsi="Cambria Math"/>
+                        </w:rPr>
+                        <m:t>2</m:t>
+                      </m:r>
+                    </m:den>
+                  </m:f>
+                </m:sub>
+              </m:sSub>
+            </m:e>
+          </m:d>
+          <m:r>
+            <w:rPr>
+              <w:rFonts w:ascii="Cambria Math" w:eastAsiaTheme="minorEastAsia" w:hAnsi="Cambria Math"/>
+            </w:rPr>
+            <m:t>=1-</m:t>
+          </m:r>
+          <m:r>
+            <w:rPr>
+              <w:rFonts w:ascii="Cambria Math" w:eastAsiaTheme="minorEastAsia" w:hAnsi="Cambria Math"/>
+            </w:rPr>
+            <m:t>α</m:t>
+          </m:r>
+        </m:oMath>
+      </m:oMathPara>
+    </w:p>
+    <w:p>
+      <w:r>
+        <w:drawing>
+          <wp:inline distT="0" distB="0" distL="0" distR="0" wp14:anchorId="0F06F0B3" wp14:editId="1529B81F">
+            <wp:extent cx="5400040" cy="2878455"/>
+            <wp:effectExtent l="0" t="0" r="0" b="0"/>
+            <wp:docPr id="762672410" name="Imagen 1"/>
+            <wp:cNvGraphicFramePr>
+              <a:graphicFrameLocks xmlns:a="http://schemas.openxmlformats.org/drawingml/2006/main" noChangeAspect="1"/>
+            </wp:cNvGraphicFramePr>
+            <a:graphic xmlns:a="http://schemas.openxmlformats.org/drawingml/2006/main">
+              <a:graphicData uri="http://schemas.openxmlformats.org/drawingml/2006/picture">
+                <pic:pic xmlns:pic="http://schemas.openxmlformats.org/drawingml/2006/picture">
+                  <pic:nvPicPr>
+                    <pic:cNvPr id="762672410" name=""/>
+                    <pic:cNvPicPr/>
+                  </pic:nvPicPr>
+                  <pic:blipFill>
+                    <a:blip r:embed="rId11"/>
+                    <a:stretch>
+                      <a:fillRect/>
+                    </a:stretch>
+                  </pic:blipFill>
+                  <pic:spPr>
+                    <a:xfrm>
+                      <a:off x="0" y="0"/>
+                      <a:ext cx="5400040" cy="2878455"/>
+                    </a:xfrm>
+                    <a:prstGeom prst="rect">
+                      <a:avLst/>
+                    </a:prstGeom>
+                  </pic:spPr>
+                </pic:pic>
+              </a:graphicData>
+            </a:graphic>
+          </wp:inline>
+        </w:drawing>
+      </w:r>
+    </w:p>
+    <w:p/>
+    <w:p>
+      <w:pPr>
+        <w:rPr>
+          <w:rFonts w:eastAsiaTheme="minorEastAsia"/>
+        </w:rPr>
+      </w:pPr>
+      <m:oMathPara>
+        <m:oMath>
+          <m:r>
+            <w:rPr>
+              <w:rFonts w:ascii="Cambria Math" w:eastAsiaTheme="minorEastAsia" w:hAnsi="Cambria Math"/>
+            </w:rPr>
+            <m:t>p</m:t>
+          </m:r>
+          <m:d>
+            <m:dPr>
+              <m:ctrlPr>
+                <w:rPr>
+                  <w:rFonts w:ascii="Cambria Math" w:eastAsiaTheme="minorEastAsia" w:hAnsi="Cambria Math"/>
+                  <w:i/>
+                </w:rPr>
+              </m:ctrlPr>
+            </m:dPr>
+            <m:e>
+              <m:acc>
+                <m:accPr>
+                  <m:chr m:val="̅"/>
+                  <m:ctrlPr>
+                    <w:rPr>
+                      <w:rFonts w:ascii="Cambria Math" w:hAnsi="Cambria Math"/>
+                      <w:i/>
+                    </w:rPr>
+                  </m:ctrlPr>
+                </m:accPr>
+                <m:e>
+                  <m:r>
+                    <w:rPr>
+                      <w:rFonts w:ascii="Cambria Math" w:hAnsi="Cambria Math"/>
+                    </w:rPr>
+                    <m:t>X</m:t>
+                  </m:r>
+                </m:e>
+              </m:acc>
+              <m:r>
+                <w:rPr>
+                  <w:rFonts w:ascii="Cambria Math" w:eastAsiaTheme="minorEastAsia" w:hAnsi="Cambria Math"/>
+                </w:rPr>
+                <m:t>-</m:t>
+              </m:r>
+              <m:r>
+                <w:rPr>
+                  <w:rFonts w:ascii="Cambria Math" w:eastAsiaTheme="minorEastAsia" w:hAnsi="Cambria Math"/>
+                </w:rPr>
+                <m:t>d</m:t>
+              </m:r>
+              <m:r>
+                <w:rPr>
+                  <w:rFonts w:ascii="Cambria Math" w:eastAsiaTheme="minorEastAsia" w:hAnsi="Cambria Math"/>
+                </w:rPr>
+                <m:t>&lt;</m:t>
+              </m:r>
+              <m:r>
+                <w:rPr>
+                  <w:rFonts w:ascii="Cambria Math" w:eastAsiaTheme="minorEastAsia" w:hAnsi="Cambria Math"/>
+                </w:rPr>
+                <m:t>µ</m:t>
+              </m:r>
+              <m:r>
+                <w:rPr>
+                  <w:rFonts w:ascii="Cambria Math" w:eastAsiaTheme="minorEastAsia" w:hAnsi="Cambria Math"/>
+                </w:rPr>
+                <m:t>&lt;</m:t>
+              </m:r>
+              <m:acc>
+                <m:accPr>
+                  <m:chr m:val="̅"/>
+                  <m:ctrlPr>
+                    <w:rPr>
+                      <w:rFonts w:ascii="Cambria Math" w:hAnsi="Cambria Math"/>
+                      <w:i/>
+                    </w:rPr>
+                  </m:ctrlPr>
+                </m:accPr>
+                <m:e>
+                  <m:r>
+                    <w:rPr>
+                      <w:rFonts w:ascii="Cambria Math" w:hAnsi="Cambria Math"/>
+                    </w:rPr>
+                    <m:t>X</m:t>
+                  </m:r>
+                </m:e>
+              </m:acc>
+              <m:r>
+                <w:rPr>
+                  <w:rFonts w:ascii="Cambria Math" w:eastAsiaTheme="minorEastAsia" w:hAnsi="Cambria Math"/>
+                </w:rPr>
+                <m:t>+d</m:t>
+              </m:r>
+            </m:e>
+          </m:d>
+          <m:r>
+            <w:rPr>
+              <w:rFonts w:ascii="Cambria Math" w:eastAsiaTheme="minorEastAsia" w:hAnsi="Cambria Math"/>
+            </w:rPr>
+            <m:t>=1-α</m:t>
+          </m:r>
+        </m:oMath>
+      </m:oMathPara>
+    </w:p>
+    <w:p>
+      <w:pPr>
+        <w:rPr>
+          <w:rFonts w:eastAsiaTheme="minorEastAsia"/>
+        </w:rPr>
+      </w:pPr>
+    </w:p>
+    <w:p>
+      <w:r>
+        <w:t>Si yo quiero un Intervalo de Confianza (IC) del 90%:</w:t>
+      </w:r>
+    </w:p>
+    <w:p>
+      <w:pPr>
+        <w:rPr>
+          <w:rFonts w:eastAsiaTheme="minorEastAsia"/>
+        </w:rPr>
+      </w:pPr>
+      <m:oMathPara>
+        <m:oMath>
+          <m:r>
+            <w:rPr>
+              <w:rFonts w:ascii="Cambria Math" w:eastAsiaTheme="minorEastAsia" w:hAnsi="Cambria Math"/>
+            </w:rPr>
+            <m:t>1-α</m:t>
+          </m:r>
+          <m:r>
+            <w:rPr>
+              <w:rFonts w:ascii="Cambria Math" w:eastAsiaTheme="minorEastAsia" w:hAnsi="Cambria Math"/>
+            </w:rPr>
+            <m:t>=0,9→</m:t>
+          </m:r>
+          <m:r>
+            <w:rPr>
+              <w:rFonts w:ascii="Cambria Math" w:eastAsiaTheme="minorEastAsia" w:hAnsi="Cambria Math"/>
+            </w:rPr>
+            <m:t>α</m:t>
+          </m:r>
+          <m:r>
+            <w:rPr>
+              <w:rFonts w:ascii="Cambria Math" w:eastAsiaTheme="minorEastAsia" w:hAnsi="Cambria Math"/>
+            </w:rPr>
+            <m:t>=0,1</m:t>
+          </m:r>
+          <m:r>
+            <w:rPr>
+              <w:rFonts w:ascii="Cambria Math" w:eastAsiaTheme="minorEastAsia" w:hAnsi="Cambria Math"/>
+            </w:rPr>
+            <m:t>→α</m:t>
+          </m:r>
+          <m:r>
+            <w:rPr>
+              <w:rFonts w:ascii="Cambria Math" w:eastAsiaTheme="minorEastAsia" w:hAnsi="Cambria Math"/>
+            </w:rPr>
+            <m:t>/2</m:t>
+          </m:r>
+          <m:r>
+            <w:rPr>
+              <w:rFonts w:ascii="Cambria Math" w:eastAsiaTheme="minorEastAsia" w:hAnsi="Cambria Math"/>
+            </w:rPr>
+            <m:t>=0</m:t>
+          </m:r>
+          <m:r>
+            <w:rPr>
+              <w:rFonts w:ascii="Cambria Math" w:eastAsiaTheme="minorEastAsia" w:hAnsi="Cambria Math"/>
+            </w:rPr>
+            <m:t>,05</m:t>
+          </m:r>
+        </m:oMath>
+      </m:oMathPara>
+    </w:p>
+    <w:p>
+      <w:pPr>
+        <w:rPr>
+          <w:rFonts w:eastAsiaTheme="minorEastAsia"/>
+        </w:rPr>
+      </w:pPr>
+      <w:r>
+        <w:rPr>
+          <w:rFonts w:eastAsiaTheme="minorEastAsia"/>
+        </w:rPr>
+        <w:t>Entonces:</w:t>
+      </w:r>
+    </w:p>
+    <w:p>
+      <m:oMathPara>
+        <m:oMath>
+          <m:sSub>
+            <m:sSubPr>
+              <m:ctrlPr>
+                <w:rPr>
+                  <w:rFonts w:ascii="Cambria Math" w:eastAsiaTheme="minorEastAsia" w:hAnsi="Cambria Math"/>
+                  <w:i/>
+                </w:rPr>
+              </m:ctrlPr>
+            </m:sSubPr>
+            <m:e>
+              <m:r>
+                <w:rPr>
+                  <w:rFonts w:ascii="Cambria Math" w:eastAsiaTheme="minorEastAsia" w:hAnsi="Cambria Math"/>
+                </w:rPr>
+                <m:t>z</m:t>
+              </m:r>
+            </m:e>
+            <m:sub>
+              <m:r>
+                <w:rPr>
+                  <w:rFonts w:ascii="Cambria Math" w:eastAsiaTheme="minorEastAsia" w:hAnsi="Cambria Math"/>
+                </w:rPr>
+                <m:t>0,05</m:t>
+              </m:r>
+            </m:sub>
+          </m:sSub>
+          <m:r>
+            <w:rPr>
+              <w:rFonts w:ascii="Cambria Math" w:eastAsiaTheme="minorEastAsia" w:hAnsi="Cambria Math"/>
+            </w:rPr>
+            <m:t>=</m:t>
+          </m:r>
+          <m:r>
+            <w:rPr>
+              <w:rFonts w:ascii="Cambria Math" w:eastAsiaTheme="minorEastAsia" w:hAnsi="Cambria Math"/>
+            </w:rPr>
+            <m:t>1,64</m:t>
+          </m:r>
+        </m:oMath>
+      </m:oMathPara>
+    </w:p>
+    <w:p>
+      <w:r>
+        <w:t>Si yo quiero un Intervalo de Confianza (IC) del 9</w:t>
+      </w:r>
+      <w:r>
+        <w:t>5</w:t>
+      </w:r>
+      <w:r>
+        <w:t>%:</w:t>
+      </w:r>
+    </w:p>
+    <w:p>
+      <w:pPr>
+        <w:rPr>
+          <w:rFonts w:eastAsiaTheme="minorEastAsia"/>
+        </w:rPr>
+      </w:pPr>
+      <m:oMathPara>
+        <m:oMath>
+          <m:r>
+            <w:rPr>
+              <w:rFonts w:ascii="Cambria Math" w:eastAsiaTheme="minorEastAsia" w:hAnsi="Cambria Math"/>
+            </w:rPr>
+            <m:t>1-α=0,9</m:t>
+          </m:r>
+          <m:r>
+            <w:rPr>
+              <w:rFonts w:ascii="Cambria Math" w:eastAsiaTheme="minorEastAsia" w:hAnsi="Cambria Math"/>
+            </w:rPr>
+            <m:t>5</m:t>
+          </m:r>
+          <m:r>
+            <w:rPr>
+              <w:rFonts w:ascii="Cambria Math" w:eastAsiaTheme="minorEastAsia" w:hAnsi="Cambria Math"/>
+            </w:rPr>
+            <m:t>→α=0,</m:t>
+          </m:r>
+          <m:r>
+            <w:rPr>
+              <w:rFonts w:ascii="Cambria Math" w:eastAsiaTheme="minorEastAsia" w:hAnsi="Cambria Math"/>
+            </w:rPr>
+            <m:t>05</m:t>
+          </m:r>
+          <m:r>
+            <w:rPr>
+              <w:rFonts w:ascii="Cambria Math" w:eastAsiaTheme="minorEastAsia" w:hAnsi="Cambria Math"/>
+            </w:rPr>
+            <m:t>→α/2=0,0</m:t>
+          </m:r>
+          <m:r>
+            <w:rPr>
+              <w:rFonts w:ascii="Cambria Math" w:eastAsiaTheme="minorEastAsia" w:hAnsi="Cambria Math"/>
+            </w:rPr>
+            <m:t>2</m:t>
+          </m:r>
+          <m:r>
+            <w:rPr>
+              <w:rFonts w:ascii="Cambria Math" w:eastAsiaTheme="minorEastAsia" w:hAnsi="Cambria Math"/>
+            </w:rPr>
+            <m:t>5</m:t>
+          </m:r>
+        </m:oMath>
+      </m:oMathPara>
+    </w:p>
+    <w:p>
+      <w:pPr>
+        <w:rPr>
+          <w:rFonts w:eastAsiaTheme="minorEastAsia"/>
+        </w:rPr>
+      </w:pPr>
+      <w:r>
+        <w:rPr>
+          <w:rFonts w:eastAsiaTheme="minorEastAsia"/>
+        </w:rPr>
+        <w:t>Entonces:</w:t>
+      </w:r>
+    </w:p>
+    <w:p>
+      <m:oMathPara>
+        <m:oMath>
+          <m:sSub>
+            <m:sSubPr>
+              <m:ctrlPr>
+                <w:rPr>
+                  <w:rFonts w:ascii="Cambria Math" w:eastAsiaTheme="minorEastAsia" w:hAnsi="Cambria Math"/>
+                  <w:i/>
+                </w:rPr>
+              </m:ctrlPr>
+            </m:sSubPr>
+            <m:e>
+              <m:r>
+                <w:rPr>
+                  <w:rFonts w:ascii="Cambria Math" w:eastAsiaTheme="minorEastAsia" w:hAnsi="Cambria Math"/>
+                </w:rPr>
+                <m:t>z</m:t>
+              </m:r>
+            </m:e>
+            <m:sub>
+              <m:r>
+                <w:rPr>
+                  <w:rFonts w:ascii="Cambria Math" w:eastAsiaTheme="minorEastAsia" w:hAnsi="Cambria Math"/>
+                </w:rPr>
+                <m:t>0,05</m:t>
+              </m:r>
+            </m:sub>
+          </m:sSub>
+          <m:r>
+            <w:rPr>
+              <w:rFonts w:ascii="Cambria Math" w:eastAsiaTheme="minorEastAsia" w:hAnsi="Cambria Math"/>
+            </w:rPr>
+            <m:t>=1,</m:t>
+          </m:r>
+          <m:r>
+            <w:rPr>
+              <w:rFonts w:ascii="Cambria Math" w:eastAsiaTheme="minorEastAsia" w:hAnsi="Cambria Math"/>
+            </w:rPr>
+            <m:t>96</m:t>
+          </m:r>
+        </m:oMath>
+      </m:oMathPara>
+    </w:p>
+    <w:p>
+      <w:r>
+        <w:t>Si yo quiero un Intervalo de Confianza (IC) del 9</w:t>
+      </w:r>
+      <w:r>
+        <w:t>9</w:t>
+      </w:r>
+      <w:r>
+        <w:t>%:</w:t>
+      </w:r>
+    </w:p>
+    <w:p>
+      <w:pPr>
+        <w:rPr>
+          <w:rFonts w:eastAsiaTheme="minorEastAsia"/>
+        </w:rPr>
+      </w:pPr>
+      <m:oMathPara>
+        <m:oMath>
+          <m:r>
+            <w:rPr>
+              <w:rFonts w:ascii="Cambria Math" w:eastAsiaTheme="minorEastAsia" w:hAnsi="Cambria Math"/>
+            </w:rPr>
+            <m:t>1-α=0,9</m:t>
+          </m:r>
+          <m:r>
+            <w:rPr>
+              <w:rFonts w:ascii="Cambria Math" w:eastAsiaTheme="minorEastAsia" w:hAnsi="Cambria Math"/>
+            </w:rPr>
+            <m:t>9</m:t>
+          </m:r>
+          <m:r>
+            <w:rPr>
+              <w:rFonts w:ascii="Cambria Math" w:eastAsiaTheme="minorEastAsia" w:hAnsi="Cambria Math"/>
+            </w:rPr>
+            <m:t>→α=0,0</m:t>
+          </m:r>
+          <m:r>
+            <w:rPr>
+              <w:rFonts w:ascii="Cambria Math" w:eastAsiaTheme="minorEastAsia" w:hAnsi="Cambria Math"/>
+            </w:rPr>
+            <m:t>1</m:t>
+          </m:r>
+          <m:r>
+            <w:rPr>
+              <w:rFonts w:ascii="Cambria Math" w:eastAsiaTheme="minorEastAsia" w:hAnsi="Cambria Math"/>
+            </w:rPr>
+            <m:t>→α/2=0,0</m:t>
+          </m:r>
+          <m:r>
+            <w:rPr>
+              <w:rFonts w:ascii="Cambria Math" w:eastAsiaTheme="minorEastAsia" w:hAnsi="Cambria Math"/>
+            </w:rPr>
+            <m:t>0</m:t>
+          </m:r>
+          <m:r>
+            <w:rPr>
+              <w:rFonts w:ascii="Cambria Math" w:eastAsiaTheme="minorEastAsia" w:hAnsi="Cambria Math"/>
+            </w:rPr>
+            <m:t>5</m:t>
+          </m:r>
+        </m:oMath>
+      </m:oMathPara>
+    </w:p>
+    <w:p>
+      <w:pPr>
+        <w:rPr>
+          <w:rFonts w:eastAsiaTheme="minorEastAsia"/>
+        </w:rPr>
+      </w:pPr>
+      <w:r>
+        <w:rPr>
+          <w:rFonts w:eastAsiaTheme="minorEastAsia"/>
+        </w:rPr>
+        <w:t>Entonces:</w:t>
+      </w:r>
+    </w:p>
+    <w:p>
+      <w:pPr>
+        <w:rPr>
+          <w:rFonts w:eastAsiaTheme="minorEastAsia"/>
+        </w:rPr>
+      </w:pPr>
+      <m:oMathPara>
+        <m:oMath>
+          <m:sSub>
+            <m:sSubPr>
+              <m:ctrlPr>
+                <w:rPr>
+                  <w:rFonts w:ascii="Cambria Math" w:eastAsiaTheme="minorEastAsia" w:hAnsi="Cambria Math"/>
+                  <w:i/>
+                </w:rPr>
+              </m:ctrlPr>
+            </m:sSubPr>
+            <m:e>
+              <m:r>
+                <w:rPr>
+                  <w:rFonts w:ascii="Cambria Math" w:eastAsiaTheme="minorEastAsia" w:hAnsi="Cambria Math"/>
+                </w:rPr>
+                <m:t>z</m:t>
+              </m:r>
+            </m:e>
+            <m:sub>
+              <m:r>
+                <w:rPr>
+                  <w:rFonts w:ascii="Cambria Math" w:eastAsiaTheme="minorEastAsia" w:hAnsi="Cambria Math"/>
+                </w:rPr>
+                <m:t>0,05</m:t>
+              </m:r>
+            </m:sub>
+          </m:sSub>
+          <m:r>
+            <w:rPr>
+              <w:rFonts w:ascii="Cambria Math" w:eastAsiaTheme="minorEastAsia" w:hAnsi="Cambria Math"/>
+            </w:rPr>
+            <m:t>=</m:t>
+          </m:r>
+          <m:r>
+            <w:rPr>
+              <w:rFonts w:ascii="Cambria Math" w:eastAsiaTheme="minorEastAsia" w:hAnsi="Cambria Math"/>
+            </w:rPr>
+            <m:t>2</m:t>
+          </m:r>
+          <m:r>
+            <w:rPr>
+              <w:rFonts w:ascii="Cambria Math" w:eastAsiaTheme="minorEastAsia" w:hAnsi="Cambria Math"/>
+            </w:rPr>
+            <m:t>,</m:t>
+          </m:r>
+          <m:r>
+            <w:rPr>
+              <w:rFonts w:ascii="Cambria Math" w:eastAsiaTheme="minorEastAsia" w:hAnsi="Cambria Math"/>
+            </w:rPr>
+            <m:t>58</m:t>
+          </m:r>
+        </m:oMath>
+      </m:oMathPara>
+    </w:p>
+    <w:p>
+      <w:pPr>
+        <w:rPr>
+          <w:rFonts w:eastAsiaTheme="minorEastAsia"/>
+        </w:rPr>
+      </w:pPr>
+    </w:p>
+    <w:p>
+      <w:pPr>
+        <w:rPr>
+          <w:rFonts w:eastAsiaTheme="minorEastAsia"/>
+        </w:rPr>
+      </w:pPr>
+      <w:r>
+        <w:rPr>
+          <w:rFonts w:eastAsiaTheme="minorEastAsia"/>
+        </w:rPr>
+        <w:t>Sabemos que:</w:t>
+      </w:r>
+    </w:p>
+    <w:p>
+      <w:pPr>
+        <w:rPr>
+          <w:rFonts w:eastAsiaTheme="minorEastAsia"/>
+        </w:rPr>
+      </w:pPr>
+      <m:oMathPara>
+        <m:oMath>
+          <m:r>
+            <w:rPr>
+              <w:rFonts w:ascii="Cambria Math" w:hAnsi="Cambria Math"/>
+            </w:rPr>
+            <m:t>d=</m:t>
+          </m:r>
+          <m:sSub>
+            <m:sSubPr>
+              <m:ctrlPr>
+                <w:rPr>
+                  <w:rFonts w:ascii="Cambria Math" w:eastAsiaTheme="minorEastAsia" w:hAnsi="Cambria Math"/>
+                  <w:i/>
+                </w:rPr>
+              </m:ctrlPr>
+            </m:sSubPr>
+            <m:e>
+              <m:r>
+                <w:rPr>
+                  <w:rFonts w:ascii="Cambria Math" w:eastAsiaTheme="minorEastAsia" w:hAnsi="Cambria Math"/>
+                </w:rPr>
+                <m:t>z</m:t>
+              </m:r>
+            </m:e>
+            <m:sub>
+              <m:f>
+                <m:fPr>
+                  <m:ctrlPr>
+                    <w:rPr>
+                      <w:rFonts w:ascii="Cambria Math" w:eastAsiaTheme="minorEastAsia" w:hAnsi="Cambria Math"/>
+                      <w:i/>
+                    </w:rPr>
+                  </m:ctrlPr>
+                </m:fPr>
+                <m:num>
+                  <m:r>
+                    <w:rPr>
+                      <w:rFonts w:ascii="Cambria Math" w:eastAsiaTheme="minorEastAsia" w:hAnsi="Cambria Math"/>
+                    </w:rPr>
+                    <m:t>α</m:t>
+                  </m:r>
+                </m:num>
+                <m:den>
+                  <m:r>
+                    <w:rPr>
+                      <w:rFonts w:ascii="Cambria Math" w:eastAsiaTheme="minorEastAsia" w:hAnsi="Cambria Math"/>
+                    </w:rPr>
+                    <m:t>2</m:t>
+                  </m:r>
+                </m:den>
+              </m:f>
+            </m:sub>
+          </m:sSub>
+          <m:r>
+            <w:rPr>
+              <w:rFonts w:ascii="Cambria Math" w:eastAsiaTheme="minorEastAsia" w:hAnsi="Cambria Math"/>
+            </w:rPr>
+            <m:t>*</m:t>
+          </m:r>
+          <m:f>
+            <m:fPr>
+              <m:ctrlPr>
+                <w:rPr>
+                  <w:rFonts w:ascii="Cambria Math" w:hAnsi="Cambria Math"/>
+                  <w:i/>
+                </w:rPr>
+              </m:ctrlPr>
+            </m:fPr>
+            <m:num>
+              <m:r>
+                <w:rPr>
+                  <w:rFonts w:ascii="Cambria Math" w:hAnsi="Cambria Math"/>
+                </w:rPr>
+                <m:t>S</m:t>
+              </m:r>
+            </m:num>
+            <m:den>
+              <m:rad>
+                <m:radPr>
+                  <m:degHide m:val="1"/>
+                  <m:ctrlPr>
+                    <w:rPr>
+                      <w:rFonts w:ascii="Cambria Math" w:hAnsi="Cambria Math"/>
+                      <w:i/>
+                    </w:rPr>
+                  </m:ctrlPr>
+                </m:radPr>
+                <m:deg/>
+                <m:e>
+                  <m:r>
+                    <w:rPr>
+                      <w:rFonts w:ascii="Cambria Math" w:hAnsi="Cambria Math"/>
+                    </w:rPr>
+                    <m:t>n</m:t>
+                  </m:r>
+                </m:e>
+              </m:rad>
+            </m:den>
+          </m:f>
+        </m:oMath>
+      </m:oMathPara>
+    </w:p>
+    <w:p>
+      <w:pPr>
+        <w:rPr>
+          <w:rFonts w:eastAsiaTheme="minorEastAsia"/>
+        </w:rPr>
+      </w:pPr>
+    </w:p>
+    <w:p>
+      <w:pPr>
+        <w:rPr>
+          <w:rFonts w:eastAsiaTheme="minorEastAsia"/>
+        </w:rPr>
+      </w:pPr>
+      <w:r>
+        <w:rPr>
+          <w:rFonts w:eastAsiaTheme="minorEastAsia"/>
+        </w:rPr>
+        <w:t>Nosotros analizaremos el tiempo promedio de estancia en el sistema (</w:t>
+      </w:r>
+      <m:oMath>
+        <m:acc>
+          <m:accPr>
+            <m:chr m:val="̅"/>
+            <m:ctrlPr>
+              <w:rPr>
+                <w:rFonts w:ascii="Cambria Math" w:eastAsiaTheme="minorEastAsia" w:hAnsi="Cambria Math"/>
+                <w:i/>
+              </w:rPr>
+            </m:ctrlPr>
+          </m:accPr>
+          <m:e>
+            <m:r>
+              <w:rPr>
+                <w:rFonts w:ascii="Cambria Math" w:eastAsiaTheme="minorEastAsia" w:hAnsi="Cambria Math"/>
+              </w:rPr>
+              <m:t>T</m:t>
+            </m:r>
+          </m:e>
+        </m:acc>
+      </m:oMath>
+      <w:r>
+        <w:rPr>
+          <w:rFonts w:eastAsiaTheme="minorEastAsia"/>
+        </w:rPr>
+        <w:t>) de los clientes para:</w:t>
+      </w:r>
+    </w:p>
+    <w:p>
+      <w:pPr>
+        <w:pStyle w:val="Prrafodelista"/>
+        <w:numPr>
+          <w:ilvl w:val="0"/>
+          <w:numId w:val="6"/>
+        </w:numPr>
+        <w:rPr>
+          <w:rFonts w:eastAsiaTheme="minorEastAsia"/>
+        </w:rPr>
+      </w:pPr>
+      <w:r>
+        <w:rPr>
+          <w:rFonts w:eastAsiaTheme="minorEastAsia"/>
+        </w:rPr>
+        <w:t>E</w:t>
+      </w:r>
+      <w:r>
+        <w:rPr>
+          <w:rFonts w:eastAsiaTheme="minorEastAsia"/>
+        </w:rPr>
+        <w:t>l sistema base</w:t>
+      </w:r>
+      <w:r>
+        <w:rPr>
+          <w:rFonts w:eastAsiaTheme="minorEastAsia"/>
+        </w:rPr>
+        <w:t xml:space="preserve"> que funciona como es en la realidad.</w:t>
+      </w:r>
+    </w:p>
+    <w:p>
+      <w:pPr>
+        <w:pStyle w:val="Prrafodelista"/>
+        <w:numPr>
+          <w:ilvl w:val="0"/>
+          <w:numId w:val="6"/>
+        </w:numPr>
+        <w:rPr>
+          <w:rFonts w:eastAsiaTheme="minorEastAsia"/>
+        </w:rPr>
+      </w:pPr>
+      <w:r>
+        <w:rPr>
+          <w:rFonts w:eastAsiaTheme="minorEastAsia"/>
+        </w:rPr>
+        <w:t>El sistema con otro conjunto de semáforos en el instante previo a entrar a la rotonda, los cuales estarán 5 segundos desfazados con los semáforos previos.</w:t>
+      </w:r>
+    </w:p>
+    <w:p>
+      <w:pPr>
+        <w:pStyle w:val="Prrafodelista"/>
+        <w:numPr>
+          <w:ilvl w:val="0"/>
+          <w:numId w:val="6"/>
+        </w:numPr>
+        <w:rPr>
+          <w:rFonts w:eastAsiaTheme="minorEastAsia"/>
+        </w:rPr>
+      </w:pPr>
+      <w:r>
+        <w:rPr>
+          <w:rFonts w:eastAsiaTheme="minorEastAsia"/>
+        </w:rPr>
+        <w:t xml:space="preserve">El sistema con otro conjunto de semáforos en el instante previo a entrar a la rotonda, los cuales estarán </w:t>
+      </w:r>
+      <w:r>
+        <w:rPr>
+          <w:rFonts w:eastAsiaTheme="minorEastAsia"/>
+        </w:rPr>
+        <w:t>sincronizados</w:t>
+      </w:r>
+      <w:r>
+        <w:rPr>
+          <w:rFonts w:eastAsiaTheme="minorEastAsia"/>
+        </w:rPr>
+        <w:t xml:space="preserve"> con los semáforos previos.</w:t>
+      </w:r>
+    </w:p>
+    <w:p>
+      <w:pPr>
+        <w:pStyle w:val="Prrafodelista"/>
+        <w:rPr>
+          <w:rFonts w:eastAsiaTheme="minorEastAsia"/>
+        </w:rPr>
+      </w:pPr>
+    </w:p>
+    <w:p>
+      <w:pPr>
+        <w:pStyle w:val="Prrafodelista"/>
+        <w:numPr>
+          <w:ilvl w:val="0"/>
+          <w:numId w:val="7"/>
+        </w:numPr>
+        <w:rPr>
+          <w:rFonts w:eastAsiaTheme="minorEastAsia"/>
+        </w:rPr>
+      </w:pPr>
+      <m:oMath>
+        <m:acc>
+          <m:accPr>
+            <m:chr m:val="̅"/>
+            <m:ctrlPr>
+              <w:rPr>
+                <w:rFonts w:ascii="Cambria Math" w:eastAsiaTheme="minorEastAsia" w:hAnsi="Cambria Math"/>
+                <w:i/>
+              </w:rPr>
+            </m:ctrlPr>
+          </m:accPr>
+          <m:e>
+            <m:r>
+              <w:rPr>
+                <w:rFonts w:ascii="Cambria Math" w:eastAsiaTheme="minorEastAsia" w:hAnsi="Cambria Math"/>
+              </w:rPr>
+              <m:t>T</m:t>
+            </m:r>
+          </m:e>
+        </m:acc>
+        <m:r>
+          <w:rPr>
+            <w:rFonts w:ascii="Cambria Math" w:eastAsiaTheme="minorEastAsia" w:hAnsi="Cambria Math"/>
+          </w:rPr>
+          <m:t>=</m:t>
+        </m:r>
+        <m:r>
+          <w:rPr>
+            <w:rFonts w:ascii="Cambria Math" w:eastAsiaTheme="minorEastAsia" w:hAnsi="Cambria Math"/>
+          </w:rPr>
+          <m:t>123,27</m:t>
+        </m:r>
+        <m:r>
+          <w:rPr>
+            <w:rFonts w:ascii="Cambria Math" w:eastAsiaTheme="minorEastAsia" w:hAnsi="Cambria Math"/>
+          </w:rPr>
+          <m:t xml:space="preserve"> segundos</m:t>
+        </m:r>
+      </m:oMath>
+    </w:p>
+    <w:p>
+      <w:pPr>
+        <w:pStyle w:val="Prrafodelista"/>
+        <w:rPr>
+          <w:rFonts w:eastAsiaTheme="minorEastAsia"/>
+        </w:rPr>
+      </w:pPr>
+      <m:oMathPara>
+        <m:oMathParaPr>
+          <m:jc m:val="left"/>
+        </m:oMathParaPr>
+        <m:oMath>
+          <m:r>
+            <w:rPr>
+              <w:rFonts w:ascii="Cambria Math" w:eastAsiaTheme="minorEastAsia" w:hAnsi="Cambria Math"/>
+            </w:rPr>
+            <m:t>n=30 simulaciones</m:t>
+          </m:r>
+        </m:oMath>
+      </m:oMathPara>
+    </w:p>
+    <w:p>
+      <w:pPr>
+        <w:pStyle w:val="Prrafodelista"/>
+        <w:rPr>
+          <w:rFonts w:eastAsiaTheme="minorEastAsia"/>
+        </w:rPr>
+      </w:pPr>
+      <m:oMathPara>
+        <m:oMathParaPr>
+          <m:jc m:val="left"/>
+        </m:oMathParaPr>
+        <m:oMath>
+          <m:r>
+            <w:rPr>
+              <w:rFonts w:ascii="Cambria Math" w:eastAsiaTheme="minorEastAsia" w:hAnsi="Cambria Math"/>
+            </w:rPr>
+            <m:t>S=</m:t>
+          </m:r>
+          <m:r>
+            <w:rPr>
+              <w:rFonts w:ascii="Cambria Math" w:eastAsiaTheme="minorEastAsia" w:hAnsi="Cambria Math"/>
+            </w:rPr>
+            <m:t>2,06</m:t>
+          </m:r>
+        </m:oMath>
+      </m:oMathPara>
+    </w:p>
+    <w:p>
+      <w:pPr>
+        <w:pStyle w:val="Prrafodelista"/>
+        <w:rPr>
+          <w:rFonts w:eastAsiaTheme="minorEastAsia"/>
+        </w:rPr>
+      </w:pPr>
+      <w:r>
+        <w:rPr>
+          <w:rFonts w:eastAsiaTheme="minorEastAsia"/>
+        </w:rPr>
+        <w:t xml:space="preserve">Entonces ahora puede ser calculado </w:t>
+      </w:r>
+      <w:r>
+        <w:rPr>
+          <w:rFonts w:eastAsiaTheme="minorEastAsia"/>
+          <w:i/>
+          <w:iCs/>
+        </w:rPr>
+        <w:t>d</w:t>
+      </w:r>
+      <w:r>
+        <w:rPr>
+          <w:rFonts w:eastAsiaTheme="minorEastAsia"/>
+        </w:rPr>
+        <w:t>:</w:t>
+      </w:r>
+    </w:p>
+    <w:p>
+      <w:pPr>
+        <w:pStyle w:val="Prrafodelista"/>
+        <w:rPr>
+          <w:rFonts w:eastAsiaTheme="minorEastAsia"/>
+        </w:rPr>
+      </w:pPr>
+      <m:oMathPara>
+        <m:oMathParaPr>
+          <m:jc m:val="left"/>
+        </m:oMathParaPr>
+        <m:oMath>
+          <m:r>
+            <w:rPr>
+              <w:rFonts w:ascii="Cambria Math" w:eastAsiaTheme="minorEastAsia" w:hAnsi="Cambria Math"/>
+            </w:rPr>
+            <m:t>d</m:t>
+          </m:r>
+          <m:r>
+            <w:rPr>
+              <w:rFonts w:ascii="Cambria Math" w:eastAsiaTheme="minorEastAsia" w:hAnsi="Cambria Math"/>
+            </w:rPr>
+            <m:t>=</m:t>
+          </m:r>
+          <m:r>
+            <w:rPr>
+              <w:rFonts w:ascii="Cambria Math" w:eastAsiaTheme="minorEastAsia" w:hAnsi="Cambria Math"/>
+            </w:rPr>
+            <m:t>0,74 segundos</m:t>
+          </m:r>
+        </m:oMath>
+      </m:oMathPara>
+    </w:p>
+    <w:p>
+      <w:pPr>
+        <w:pStyle w:val="Prrafodelista"/>
+        <w:rPr>
+          <w:rFonts w:eastAsiaTheme="minorEastAsia"/>
+        </w:rPr>
+      </w:pPr>
+    </w:p>
+    <w:p>
+      <w:pPr>
+        <w:pStyle w:val="Prrafodelista"/>
+        <w:numPr>
+          <w:ilvl w:val="0"/>
+          <w:numId w:val="7"/>
+        </w:numPr>
+        <w:rPr>
+          <w:rFonts w:eastAsiaTheme="minorEastAsia"/>
+        </w:rPr>
+      </w:pPr>
+      <m:oMath>
+        <m:acc>
+          <m:accPr>
+            <m:chr m:val="̅"/>
+            <m:ctrlPr>
+              <w:rPr>
+                <w:rFonts w:ascii="Cambria Math" w:eastAsiaTheme="minorEastAsia" w:hAnsi="Cambria Math"/>
+                <w:i/>
+              </w:rPr>
+            </m:ctrlPr>
+          </m:accPr>
+          <m:e>
+            <m:r>
+              <w:rPr>
+                <w:rFonts w:ascii="Cambria Math" w:eastAsiaTheme="minorEastAsia" w:hAnsi="Cambria Math"/>
+              </w:rPr>
+              <m:t>T</m:t>
+            </m:r>
+          </m:e>
+        </m:acc>
+        <m:r>
+          <w:rPr>
+            <w:rFonts w:ascii="Cambria Math" w:eastAsiaTheme="minorEastAsia" w:hAnsi="Cambria Math"/>
+          </w:rPr>
+          <m:t>=128,28 segundos</m:t>
+        </m:r>
+      </m:oMath>
+    </w:p>
+    <w:p>
+      <w:pPr>
+        <w:pStyle w:val="Prrafodelista"/>
+        <w:rPr>
+          <w:rFonts w:eastAsiaTheme="minorEastAsia"/>
+        </w:rPr>
+      </w:pPr>
+      <m:oMathPara>
+        <m:oMathParaPr>
+          <m:jc m:val="left"/>
+        </m:oMathParaPr>
+        <m:oMath>
+          <m:r>
+            <w:rPr>
+              <w:rFonts w:ascii="Cambria Math" w:eastAsiaTheme="minorEastAsia" w:hAnsi="Cambria Math"/>
+            </w:rPr>
+            <m:t>n=30 simulaciones</m:t>
+          </m:r>
+        </m:oMath>
+      </m:oMathPara>
+    </w:p>
+    <w:p>
+      <w:pPr>
+        <w:pStyle w:val="Prrafodelista"/>
+        <w:rPr>
+          <w:rFonts w:eastAsiaTheme="minorEastAsia"/>
+        </w:rPr>
+      </w:pPr>
+      <m:oMathPara>
+        <m:oMathParaPr>
+          <m:jc m:val="left"/>
+        </m:oMathParaPr>
+        <m:oMath>
+          <m:r>
+            <w:rPr>
+              <w:rFonts w:ascii="Cambria Math" w:eastAsiaTheme="minorEastAsia" w:hAnsi="Cambria Math"/>
+            </w:rPr>
+            <m:t>S=</m:t>
+          </m:r>
+          <m:r>
+            <w:rPr>
+              <w:rFonts w:ascii="Cambria Math" w:eastAsiaTheme="minorEastAsia" w:hAnsi="Cambria Math"/>
+            </w:rPr>
+            <m:t>1,69</m:t>
+          </m:r>
+        </m:oMath>
+      </m:oMathPara>
+    </w:p>
+    <w:p>
+      <w:pPr>
+        <w:pStyle w:val="Prrafodelista"/>
+        <w:rPr>
+          <w:rFonts w:eastAsiaTheme="minorEastAsia"/>
+        </w:rPr>
+      </w:pPr>
+      <w:r>
+        <w:rPr>
+          <w:rFonts w:eastAsiaTheme="minorEastAsia"/>
+        </w:rPr>
+        <w:t xml:space="preserve">Entonces ahora puede ser calculado </w:t>
+      </w:r>
+      <w:r>
+        <w:rPr>
+          <w:rFonts w:eastAsiaTheme="minorEastAsia"/>
+          <w:i/>
+          <w:iCs/>
+        </w:rPr>
+        <w:t>d</w:t>
+      </w:r>
+      <w:r>
+        <w:rPr>
+          <w:rFonts w:eastAsiaTheme="minorEastAsia"/>
+        </w:rPr>
+        <w:t>:</w:t>
+      </w:r>
+    </w:p>
+    <w:p>
+      <w:pPr>
+        <w:pStyle w:val="Prrafodelista"/>
+        <w:rPr>
+          <w:rFonts w:eastAsiaTheme="minorEastAsia"/>
+        </w:rPr>
+      </w:pPr>
+      <m:oMathPara>
+        <m:oMathParaPr>
+          <m:jc m:val="left"/>
+        </m:oMathParaPr>
+        <m:oMath>
+          <m:r>
+            <w:rPr>
+              <w:rFonts w:ascii="Cambria Math" w:eastAsiaTheme="minorEastAsia" w:hAnsi="Cambria Math"/>
+            </w:rPr>
+            <m:t>d</m:t>
+          </m:r>
+          <m:r>
+            <w:rPr>
+              <w:rFonts w:ascii="Cambria Math" w:eastAsiaTheme="minorEastAsia" w:hAnsi="Cambria Math"/>
+            </w:rPr>
+            <m:t>=</m:t>
+          </m:r>
+          <m:r>
+            <w:rPr>
+              <w:rFonts w:ascii="Cambria Math" w:eastAsiaTheme="minorEastAsia" w:hAnsi="Cambria Math"/>
+            </w:rPr>
+            <m:t>0,6048</m:t>
+          </m:r>
+          <m:r>
+            <w:rPr>
+              <w:rFonts w:ascii="Cambria Math" w:eastAsiaTheme="minorEastAsia" w:hAnsi="Cambria Math"/>
+            </w:rPr>
+            <m:t xml:space="preserve"> segundos</m:t>
+          </m:r>
+        </m:oMath>
+      </m:oMathPara>
+    </w:p>
+    <w:p>
+      <w:pPr>
+        <w:pStyle w:val="Prrafodelista"/>
+        <w:rPr>
+          <w:rFonts w:eastAsiaTheme="minorEastAsia"/>
+        </w:rPr>
+      </w:pPr>
+    </w:p>
+    <w:p>
+      <w:pPr>
+        <w:pStyle w:val="Prrafodelista"/>
+        <w:numPr>
+          <w:ilvl w:val="0"/>
+          <w:numId w:val="7"/>
+        </w:numPr>
+        <w:rPr>
+          <w:rFonts w:eastAsiaTheme="minorEastAsia"/>
+        </w:rPr>
+      </w:pPr>
+      <m:oMath>
+        <m:acc>
+          <m:accPr>
+            <m:chr m:val="̅"/>
+            <m:ctrlPr>
+              <w:rPr>
+                <w:rFonts w:ascii="Cambria Math" w:eastAsiaTheme="minorEastAsia" w:hAnsi="Cambria Math"/>
+                <w:i/>
+              </w:rPr>
+            </m:ctrlPr>
+          </m:accPr>
+          <m:e>
+            <m:r>
+              <w:rPr>
+                <w:rFonts w:ascii="Cambria Math" w:eastAsiaTheme="minorEastAsia" w:hAnsi="Cambria Math"/>
+              </w:rPr>
+              <m:t>T</m:t>
+            </m:r>
+          </m:e>
+        </m:acc>
+        <m:r>
+          <w:rPr>
+            <w:rFonts w:ascii="Cambria Math" w:eastAsiaTheme="minorEastAsia" w:hAnsi="Cambria Math"/>
+          </w:rPr>
+          <m:t>=1</m:t>
+        </m:r>
+        <m:r>
+          <w:rPr>
+            <w:rFonts w:ascii="Cambria Math" w:eastAsiaTheme="minorEastAsia" w:hAnsi="Cambria Math"/>
+          </w:rPr>
+          <m:t>29,818</m:t>
+        </m:r>
+        <m:r>
+          <w:rPr>
+            <w:rFonts w:ascii="Cambria Math" w:eastAsiaTheme="minorEastAsia" w:hAnsi="Cambria Math"/>
+          </w:rPr>
+          <m:t xml:space="preserve"> segundos</m:t>
+        </m:r>
+      </m:oMath>
+    </w:p>
+    <w:p>
+      <w:pPr>
+        <w:pStyle w:val="Prrafodelista"/>
+        <w:rPr>
+          <w:rFonts w:eastAsiaTheme="minorEastAsia"/>
+        </w:rPr>
+      </w:pPr>
+      <m:oMathPara>
+        <m:oMathParaPr>
+          <m:jc m:val="left"/>
+        </m:oMathParaPr>
+        <m:oMath>
+          <m:r>
+            <w:rPr>
+              <w:rFonts w:ascii="Cambria Math" w:eastAsiaTheme="minorEastAsia" w:hAnsi="Cambria Math"/>
+            </w:rPr>
+            <m:t>n=30 simulaciones</m:t>
+          </m:r>
+        </m:oMath>
+      </m:oMathPara>
+    </w:p>
+    <w:p>
+      <w:pPr>
+        <w:pStyle w:val="Prrafodelista"/>
+        <w:rPr>
+          <w:rFonts w:eastAsiaTheme="minorEastAsia"/>
+        </w:rPr>
+      </w:pPr>
+      <m:oMathPara>
+        <m:oMathParaPr>
+          <m:jc m:val="left"/>
+        </m:oMathParaPr>
+        <m:oMath>
+          <m:r>
+            <w:rPr>
+              <w:rFonts w:ascii="Cambria Math" w:eastAsiaTheme="minorEastAsia" w:hAnsi="Cambria Math"/>
+            </w:rPr>
+            <m:t>S=</m:t>
+          </m:r>
+          <m:r>
+            <w:rPr>
+              <w:rFonts w:ascii="Cambria Math" w:eastAsiaTheme="minorEastAsia" w:hAnsi="Cambria Math"/>
+            </w:rPr>
+            <m:t>1,75</m:t>
+          </m:r>
+        </m:oMath>
+      </m:oMathPara>
+    </w:p>
+    <w:p>
+      <w:pPr>
+        <w:pStyle w:val="Prrafodelista"/>
+        <w:rPr>
+          <w:rFonts w:eastAsiaTheme="minorEastAsia"/>
+        </w:rPr>
+      </w:pPr>
+      <w:r>
+        <w:rPr>
+          <w:rFonts w:eastAsiaTheme="minorEastAsia"/>
+        </w:rPr>
+        <w:t xml:space="preserve">Entonces ahora puede ser calculado </w:t>
+      </w:r>
+      <w:r>
+        <w:rPr>
+          <w:rFonts w:eastAsiaTheme="minorEastAsia"/>
+          <w:i/>
+          <w:iCs/>
+        </w:rPr>
+        <w:t>d</w:t>
+      </w:r>
+      <w:r>
+        <w:rPr>
+          <w:rFonts w:eastAsiaTheme="minorEastAsia"/>
+        </w:rPr>
+        <w:t>:</w:t>
+      </w:r>
+    </w:p>
+    <w:p>
+      <w:pPr>
+        <w:pStyle w:val="Prrafodelista"/>
+        <w:rPr>
+          <w:rFonts w:eastAsiaTheme="minorEastAsia"/>
+        </w:rPr>
+      </w:pPr>
+      <m:oMathPara>
+        <m:oMathParaPr>
+          <m:jc m:val="left"/>
+        </m:oMathParaPr>
+        <m:oMath>
+          <m:r>
+            <w:rPr>
+              <w:rFonts w:ascii="Cambria Math" w:eastAsiaTheme="minorEastAsia" w:hAnsi="Cambria Math"/>
+            </w:rPr>
+            <m:t>d</m:t>
+          </m:r>
+          <m:r>
+            <w:rPr>
+              <w:rFonts w:ascii="Cambria Math" w:eastAsiaTheme="minorEastAsia" w:hAnsi="Cambria Math"/>
+            </w:rPr>
+            <m:t>=</m:t>
+          </m:r>
+          <m:r>
+            <w:rPr>
+              <w:rFonts w:ascii="Cambria Math" w:eastAsiaTheme="minorEastAsia" w:hAnsi="Cambria Math"/>
+            </w:rPr>
+            <m:t>0,63</m:t>
+          </m:r>
+          <m:r>
+            <w:rPr>
+              <w:rFonts w:ascii="Cambria Math" w:eastAsiaTheme="minorEastAsia" w:hAnsi="Cambria Math"/>
+            </w:rPr>
+            <m:t xml:space="preserve"> segundos</m:t>
+          </m:r>
+        </m:oMath>
+      </m:oMathPara>
+    </w:p>
+    <w:p>
+      <w:pPr>
+        <w:rPr>
+          <w:rFonts w:eastAsiaTheme="minorEastAsia"/>
+        </w:rPr>
+      </w:pPr>
+      <w:r>
+        <w:rPr>
+          <w:rFonts w:eastAsiaTheme="minorEastAsia"/>
+        </w:rPr>
+        <w:t xml:space="preserve">En </w:t>
+      </w:r>
+      <w:proofErr w:type="gramStart"/>
+      <w:r>
+        <w:rPr>
+          <w:rFonts w:eastAsiaTheme="minorEastAsia"/>
+        </w:rPr>
+        <w:t>conclusión,…</w:t>
+      </w:r>
+      <w:proofErr w:type="gramEnd"/>
+    </w:p>
+    <w:p>
+      <w:pPr>
+        <w:pStyle w:val="Ttulo2"/>
+        <w:rPr>
+          <w:rFonts w:eastAsiaTheme="minorEastAsia"/>
+        </w:rPr>
+      </w:pPr>
+      <w:r>
+        <w:rPr>
+          <w:rFonts w:eastAsiaTheme="minorEastAsia"/>
+        </w:rPr>
+        <w:t>Comparación de sistemas</w:t>
+      </w:r>
+    </w:p>
+    <w:p>
+      <w:r>
+        <w:t>Si no hay solapamiento de intervalos:</w:t>
+      </w:r>
+    </w:p>
+    <w:p>
+      <m:oMathPara>
+        <m:oMath>
+          <m:sSub>
+            <m:sSubPr>
+              <m:ctrlPr>
+                <w:rPr>
+                  <w:rFonts w:ascii="Cambria Math" w:hAnsi="Cambria Math"/>
+                  <w:i/>
+                </w:rPr>
+              </m:ctrlPr>
+            </m:sSubPr>
+            <m:e>
+              <m:r>
+                <w:rPr>
+                  <w:rFonts w:ascii="Cambria Math" w:hAnsi="Cambria Math"/>
+                </w:rPr>
+                <m:t>Z</m:t>
+              </m:r>
+            </m:e>
+            <m:sub>
+              <m:r>
+                <w:rPr>
+                  <w:rFonts w:ascii="Cambria Math" w:hAnsi="Cambria Math"/>
+                </w:rPr>
+                <m:t>i</m:t>
+              </m:r>
+            </m:sub>
+          </m:sSub>
+          <m:r>
+            <w:rPr>
+              <w:rFonts w:ascii="Cambria Math" w:hAnsi="Cambria Math"/>
+            </w:rPr>
+            <m:t>=</m:t>
+          </m:r>
+          <m:sSub>
+            <m:sSubPr>
+              <m:ctrlPr>
+                <w:rPr>
+                  <w:rFonts w:ascii="Cambria Math" w:hAnsi="Cambria Math"/>
+                  <w:i/>
+                </w:rPr>
+              </m:ctrlPr>
+            </m:sSubPr>
+            <m:e>
+              <m:acc>
+                <m:accPr>
+                  <m:chr m:val="̅"/>
+                  <m:ctrlPr>
+                    <w:rPr>
+                      <w:rFonts w:ascii="Cambria Math" w:hAnsi="Cambria Math"/>
+                      <w:i/>
+                    </w:rPr>
+                  </m:ctrlPr>
+                </m:accPr>
+                <m:e>
+                  <m:r>
+                    <w:rPr>
+                      <w:rFonts w:ascii="Cambria Math" w:hAnsi="Cambria Math"/>
+                    </w:rPr>
+                    <m:t>X</m:t>
+                  </m:r>
+                </m:e>
+              </m:acc>
+            </m:e>
+            <m:sub>
+              <m:r>
+                <w:rPr>
+                  <w:rFonts w:ascii="Cambria Math" w:hAnsi="Cambria Math"/>
+                </w:rPr>
+                <m:t>1</m:t>
+              </m:r>
+              <m:r>
+                <w:rPr>
+                  <w:rFonts w:ascii="Cambria Math" w:hAnsi="Cambria Math"/>
+                </w:rPr>
+                <m:t>,i</m:t>
+              </m:r>
+            </m:sub>
+          </m:sSub>
+          <m:r>
+            <w:rPr>
+              <w:rFonts w:ascii="Cambria Math" w:hAnsi="Cambria Math"/>
+            </w:rPr>
+            <m:t>-</m:t>
+          </m:r>
+          <m:sSub>
+            <m:sSubPr>
+              <m:ctrlPr>
+                <w:rPr>
+                  <w:rFonts w:ascii="Cambria Math" w:hAnsi="Cambria Math"/>
+                  <w:i/>
+                </w:rPr>
+              </m:ctrlPr>
+            </m:sSubPr>
+            <m:e>
+              <m:acc>
+                <m:accPr>
+                  <m:chr m:val="̅"/>
+                  <m:ctrlPr>
+                    <w:rPr>
+                      <w:rFonts w:ascii="Cambria Math" w:hAnsi="Cambria Math"/>
+                      <w:i/>
+                    </w:rPr>
+                  </m:ctrlPr>
+                </m:accPr>
+                <m:e>
+                  <m:r>
+                    <w:rPr>
+                      <w:rFonts w:ascii="Cambria Math" w:hAnsi="Cambria Math"/>
+                    </w:rPr>
+                    <m:t>X</m:t>
+                  </m:r>
+                </m:e>
+              </m:acc>
+            </m:e>
+            <m:sub>
+              <m:r>
+                <w:rPr>
+                  <w:rFonts w:ascii="Cambria Math" w:hAnsi="Cambria Math"/>
+                </w:rPr>
+                <m:t>2,i</m:t>
+              </m:r>
+            </m:sub>
+          </m:sSub>
+        </m:oMath>
+      </m:oMathPara>
+    </w:p>
+    <w:p>
+      <w:pPr>
+        <w:rPr>
+          <w:rFonts w:eastAsiaTheme="minorEastAsia"/>
+        </w:rPr>
+      </w:pPr>
+      <w:r>
+        <w:rPr>
+          <w:rFonts w:eastAsiaTheme="minorEastAsia"/>
+        </w:rPr>
+        <w:t xml:space="preserve">Si el </w:t>
+      </w:r>
+      <w:proofErr w:type="spellStart"/>
+      <w:r>
+        <w:rPr>
+          <w:rFonts w:eastAsiaTheme="minorEastAsia"/>
+        </w:rPr>
+        <w:t>Z</w:t>
+      </w:r>
+      <w:r>
+        <w:rPr>
+          <w:rFonts w:eastAsiaTheme="minorEastAsia"/>
+          <w:vertAlign w:val="subscript"/>
+        </w:rPr>
+        <w:t>i</w:t>
+      </w:r>
+      <w:proofErr w:type="spellEnd"/>
+      <w:r>
+        <w:rPr>
+          <w:rFonts w:eastAsiaTheme="minorEastAsia"/>
+        </w:rPr>
+        <w:t xml:space="preserve"> &lt; 0, el primer sistema tiene menos de la variable que el segundo sistema. Esto significa que si la variable es el promedio estimado de demora en cola (</w:t>
+      </w:r>
+      <m:oMath>
+        <m:acc>
+          <m:accPr>
+            <m:ctrlPr>
+              <w:rPr>
+                <w:rFonts w:ascii="Cambria Math" w:eastAsiaTheme="minorEastAsia" w:hAnsi="Cambria Math"/>
+                <w:i/>
+              </w:rPr>
+            </m:ctrlPr>
+          </m:accPr>
+          <m:e>
+            <m:r>
+              <w:rPr>
+                <w:rFonts w:ascii="Cambria Math" w:eastAsiaTheme="minorEastAsia" w:hAnsi="Cambria Math"/>
+              </w:rPr>
+              <m:t>d</m:t>
+            </m:r>
+          </m:e>
+        </m:acc>
+      </m:oMath>
+      <w:r>
+        <w:rPr>
+          <w:rFonts w:eastAsiaTheme="minorEastAsia"/>
+        </w:rPr>
+        <w:t xml:space="preserve">), sería mejor el </w:t>
+      </w:r>
+      <w:r>
+        <w:rPr>
+          <w:rFonts w:eastAsiaTheme="minorEastAsia"/>
+        </w:rPr>
+        <w:t>primer</w:t>
+      </w:r>
+      <w:r>
+        <w:rPr>
+          <w:rFonts w:eastAsiaTheme="minorEastAsia"/>
+        </w:rPr>
+        <w:t xml:space="preserve"> sistema,</w:t>
+      </w:r>
+      <w:r>
+        <w:rPr>
+          <w:rFonts w:eastAsiaTheme="minorEastAsia"/>
+        </w:rPr>
+        <w:t xml:space="preserve"> ya que el tiempo promedio en cola es menor. P</w:t>
+      </w:r>
+      <w:r>
+        <w:rPr>
+          <w:rFonts w:eastAsiaTheme="minorEastAsia"/>
+        </w:rPr>
+        <w:t xml:space="preserve">ero si la variable es </w:t>
+      </w:r>
+      <w:r>
+        <w:rPr>
+          <w:rFonts w:eastAsiaTheme="minorEastAsia"/>
+        </w:rPr>
+        <w:t xml:space="preserve">promedio estimado de utilización del servidor </w:t>
+      </w:r>
+      <w:r>
+        <w:rPr>
+          <w:rFonts w:eastAsiaTheme="minorEastAsia"/>
+        </w:rPr>
+        <w:t>(</w:t>
+      </w:r>
+      <m:oMath>
+        <m:acc>
+          <m:accPr>
+            <m:ctrlPr>
+              <w:rPr>
+                <w:rFonts w:ascii="Cambria Math" w:eastAsiaTheme="minorEastAsia" w:hAnsi="Cambria Math"/>
+                <w:i/>
+              </w:rPr>
+            </m:ctrlPr>
+          </m:accPr>
+          <m:e>
+            <m:r>
+              <w:rPr>
+                <w:rFonts w:ascii="Cambria Math" w:eastAsiaTheme="minorEastAsia" w:hAnsi="Cambria Math"/>
+              </w:rPr>
+              <m:t>u</m:t>
+            </m:r>
+          </m:e>
+        </m:acc>
+      </m:oMath>
+      <w:r>
+        <w:rPr>
+          <w:rFonts w:eastAsiaTheme="minorEastAsia"/>
+        </w:rPr>
+        <w:t>)</w:t>
+      </w:r>
+      <w:r>
+        <w:rPr>
+          <w:rFonts w:eastAsiaTheme="minorEastAsia"/>
+        </w:rPr>
+        <w:t xml:space="preserve">, se concluye </w:t>
+      </w:r>
+      <w:r>
+        <w:rPr>
+          <w:rFonts w:eastAsiaTheme="minorEastAsia"/>
+        </w:rPr>
+        <w:lastRenderedPageBreak/>
+        <w:t>que el segundo sistema es el mejor por estar utilizando el servidor una mayor cantidad de tiempo.</w:t>
+      </w:r>
+    </w:p>
+    <w:p/>
     <w:p/>
     <w:sectPr>
       <w:pgSz w:w="11906" w:h="16838"/>
@@ -1337,7 +4308,7 @@
   <w:abstractNum w:abstractNumId="0" w15:restartNumberingAfterBreak="0">
     <w:nsid w:val="142E6382"/>
     <w:multiLevelType w:val="hybridMultilevel"/>
-    <w:tmpl w:val="5E5C884A"/>
+    <w:tmpl w:val="8DA6BA60"/>
     <w:lvl w:ilvl="0" w:tplc="2C0A0001">
       <w:start w:val="1"/>
       <w:numFmt w:val="bullet"/>
@@ -1753,6 +4724,205 @@
       <w:rPr>
         <w:rFonts w:hint="default"/>
       </w:rPr>
+    </w:lvl>
+    <w:lvl w:ilvl="1" w:tplc="2C0A0019" w:tentative="1">
+      <w:start w:val="1"/>
+      <w:numFmt w:val="lowerLetter"/>
+      <w:lvlText w:val="%2."/>
+      <w:lvlJc w:val="left"/>
+      <w:pPr>
+        <w:ind w:left="1440" w:hanging="360"/>
+      </w:pPr>
+    </w:lvl>
+    <w:lvl w:ilvl="2" w:tplc="2C0A001B" w:tentative="1">
+      <w:start w:val="1"/>
+      <w:numFmt w:val="lowerRoman"/>
+      <w:lvlText w:val="%3."/>
+      <w:lvlJc w:val="right"/>
+      <w:pPr>
+        <w:ind w:left="2160" w:hanging="180"/>
+      </w:pPr>
+    </w:lvl>
+    <w:lvl w:ilvl="3" w:tplc="2C0A000F" w:tentative="1">
+      <w:start w:val="1"/>
+      <w:numFmt w:val="decimal"/>
+      <w:lvlText w:val="%4."/>
+      <w:lvlJc w:val="left"/>
+      <w:pPr>
+        <w:ind w:left="2880" w:hanging="360"/>
+      </w:pPr>
+    </w:lvl>
+    <w:lvl w:ilvl="4" w:tplc="2C0A0019" w:tentative="1">
+      <w:start w:val="1"/>
+      <w:numFmt w:val="lowerLetter"/>
+      <w:lvlText w:val="%5."/>
+      <w:lvlJc w:val="left"/>
+      <w:pPr>
+        <w:ind w:left="3600" w:hanging="360"/>
+      </w:pPr>
+    </w:lvl>
+    <w:lvl w:ilvl="5" w:tplc="2C0A001B" w:tentative="1">
+      <w:start w:val="1"/>
+      <w:numFmt w:val="lowerRoman"/>
+      <w:lvlText w:val="%6."/>
+      <w:lvlJc w:val="right"/>
+      <w:pPr>
+        <w:ind w:left="4320" w:hanging="180"/>
+      </w:pPr>
+    </w:lvl>
+    <w:lvl w:ilvl="6" w:tplc="2C0A000F" w:tentative="1">
+      <w:start w:val="1"/>
+      <w:numFmt w:val="decimal"/>
+      <w:lvlText w:val="%7."/>
+      <w:lvlJc w:val="left"/>
+      <w:pPr>
+        <w:ind w:left="5040" w:hanging="360"/>
+      </w:pPr>
+    </w:lvl>
+    <w:lvl w:ilvl="7" w:tplc="2C0A0019" w:tentative="1">
+      <w:start w:val="1"/>
+      <w:numFmt w:val="lowerLetter"/>
+      <w:lvlText w:val="%8."/>
+      <w:lvlJc w:val="left"/>
+      <w:pPr>
+        <w:ind w:left="5760" w:hanging="360"/>
+      </w:pPr>
+    </w:lvl>
+    <w:lvl w:ilvl="8" w:tplc="2C0A001B" w:tentative="1">
+      <w:start w:val="1"/>
+      <w:numFmt w:val="lowerRoman"/>
+      <w:lvlText w:val="%9."/>
+      <w:lvlJc w:val="right"/>
+      <w:pPr>
+        <w:ind w:left="6480" w:hanging="180"/>
+      </w:pPr>
+    </w:lvl>
+  </w:abstractNum>
+  <w:abstractNum w:abstractNumId="5" w15:restartNumberingAfterBreak="0">
+    <w:nsid w:val="5B0D4E15"/>
+    <w:multiLevelType w:val="hybridMultilevel"/>
+    <w:tmpl w:val="520E5BDC"/>
+    <w:lvl w:ilvl="0" w:tplc="2C0A000F">
+      <w:start w:val="1"/>
+      <w:numFmt w:val="decimal"/>
+      <w:lvlText w:val="%1."/>
+      <w:lvlJc w:val="left"/>
+      <w:pPr>
+        <w:ind w:left="720" w:hanging="360"/>
+      </w:pPr>
+      <w:rPr>
+        <w:rFonts w:hint="default"/>
+      </w:rPr>
+    </w:lvl>
+    <w:lvl w:ilvl="1" w:tplc="FFFFFFFF" w:tentative="1">
+      <w:start w:val="1"/>
+      <w:numFmt w:val="bullet"/>
+      <w:lvlText w:val="o"/>
+      <w:lvlJc w:val="left"/>
+      <w:pPr>
+        <w:ind w:left="1440" w:hanging="360"/>
+      </w:pPr>
+      <w:rPr>
+        <w:rFonts w:ascii="Courier New" w:hAnsi="Courier New" w:cs="Courier New" w:hint="default"/>
+      </w:rPr>
+    </w:lvl>
+    <w:lvl w:ilvl="2" w:tplc="FFFFFFFF" w:tentative="1">
+      <w:start w:val="1"/>
+      <w:numFmt w:val="bullet"/>
+      <w:lvlText w:val=""/>
+      <w:lvlJc w:val="left"/>
+      <w:pPr>
+        <w:ind w:left="2160" w:hanging="360"/>
+      </w:pPr>
+      <w:rPr>
+        <w:rFonts w:ascii="Wingdings" w:hAnsi="Wingdings" w:hint="default"/>
+      </w:rPr>
+    </w:lvl>
+    <w:lvl w:ilvl="3" w:tplc="FFFFFFFF" w:tentative="1">
+      <w:start w:val="1"/>
+      <w:numFmt w:val="bullet"/>
+      <w:lvlText w:val=""/>
+      <w:lvlJc w:val="left"/>
+      <w:pPr>
+        <w:ind w:left="2880" w:hanging="360"/>
+      </w:pPr>
+      <w:rPr>
+        <w:rFonts w:ascii="Symbol" w:hAnsi="Symbol" w:hint="default"/>
+      </w:rPr>
+    </w:lvl>
+    <w:lvl w:ilvl="4" w:tplc="FFFFFFFF" w:tentative="1">
+      <w:start w:val="1"/>
+      <w:numFmt w:val="bullet"/>
+      <w:lvlText w:val="o"/>
+      <w:lvlJc w:val="left"/>
+      <w:pPr>
+        <w:ind w:left="3600" w:hanging="360"/>
+      </w:pPr>
+      <w:rPr>
+        <w:rFonts w:ascii="Courier New" w:hAnsi="Courier New" w:cs="Courier New" w:hint="default"/>
+      </w:rPr>
+    </w:lvl>
+    <w:lvl w:ilvl="5" w:tplc="FFFFFFFF" w:tentative="1">
+      <w:start w:val="1"/>
+      <w:numFmt w:val="bullet"/>
+      <w:lvlText w:val=""/>
+      <w:lvlJc w:val="left"/>
+      <w:pPr>
+        <w:ind w:left="4320" w:hanging="360"/>
+      </w:pPr>
+      <w:rPr>
+        <w:rFonts w:ascii="Wingdings" w:hAnsi="Wingdings" w:hint="default"/>
+      </w:rPr>
+    </w:lvl>
+    <w:lvl w:ilvl="6" w:tplc="FFFFFFFF" w:tentative="1">
+      <w:start w:val="1"/>
+      <w:numFmt w:val="bullet"/>
+      <w:lvlText w:val=""/>
+      <w:lvlJc w:val="left"/>
+      <w:pPr>
+        <w:ind w:left="5040" w:hanging="360"/>
+      </w:pPr>
+      <w:rPr>
+        <w:rFonts w:ascii="Symbol" w:hAnsi="Symbol" w:hint="default"/>
+      </w:rPr>
+    </w:lvl>
+    <w:lvl w:ilvl="7" w:tplc="FFFFFFFF" w:tentative="1">
+      <w:start w:val="1"/>
+      <w:numFmt w:val="bullet"/>
+      <w:lvlText w:val="o"/>
+      <w:lvlJc w:val="left"/>
+      <w:pPr>
+        <w:ind w:left="5760" w:hanging="360"/>
+      </w:pPr>
+      <w:rPr>
+        <w:rFonts w:ascii="Courier New" w:hAnsi="Courier New" w:cs="Courier New" w:hint="default"/>
+      </w:rPr>
+    </w:lvl>
+    <w:lvl w:ilvl="8" w:tplc="FFFFFFFF" w:tentative="1">
+      <w:start w:val="1"/>
+      <w:numFmt w:val="bullet"/>
+      <w:lvlText w:val=""/>
+      <w:lvlJc w:val="left"/>
+      <w:pPr>
+        <w:ind w:left="6480" w:hanging="360"/>
+      </w:pPr>
+      <w:rPr>
+        <w:rFonts w:ascii="Wingdings" w:hAnsi="Wingdings" w:hint="default"/>
+      </w:rPr>
+    </w:lvl>
+  </w:abstractNum>
+  <w:abstractNum w:abstractNumId="6" w15:restartNumberingAfterBreak="0">
+    <w:nsid w:val="5DC23450"/>
+    <w:multiLevelType w:val="hybridMultilevel"/>
+    <w:tmpl w:val="4B2E711E"/>
+    <w:lvl w:ilvl="0" w:tplc="2C0A0011">
+      <w:start w:val="1"/>
+      <w:numFmt w:val="decimal"/>
+      <w:lvlText w:val="%1)"/>
+      <w:lvlJc w:val="left"/>
+      <w:pPr>
+        <w:ind w:left="720" w:hanging="360"/>
+      </w:pPr>
     </w:lvl>
     <w:lvl w:ilvl="1" w:tplc="2C0A0019" w:tentative="1">
       <w:start w:val="1"/>
@@ -1841,6 +5011,12 @@
   </w:num>
   <w:num w:numId="5" w16cid:durableId="169754818">
     <w:abstractNumId w:val="3"/>
+  </w:num>
+  <w:num w:numId="6" w16cid:durableId="884292724">
+    <w:abstractNumId w:val="5"/>
+  </w:num>
+  <w:num w:numId="7" w16cid:durableId="84225786">
+    <w:abstractNumId w:val="6"/>
   </w:num>
 </w:numbering>
 </file>
@@ -2767,6 +5943,16 @@
       <w:spacing w:val="5"/>
     </w:rPr>
   </w:style>
+  <w:style w:type="character" w:styleId="Textodelmarcadordeposicin">
+    <w:name w:val="Placeholder Text"/>
+    <w:basedOn w:val="Fuentedeprrafopredeter"/>
+    <w:uiPriority w:val="99"/>
+    <w:semiHidden/>
+    <w:rsid w:val="00A67910"/>
+    <w:rPr>
+      <w:color w:val="666666"/>
+    </w:rPr>
+  </w:style>
 </w:styles>
 </file>
 
